--- a/Notes/Day 13.docx
+++ b/Notes/Day 13.docx
@@ -18,110 +18,1983 @@
       </w:r>
     </w:p>
     <w:p>
+      <w:r>
+        <w:t>Eventing</w:t>
+      </w:r>
+      <w:r>
+        <w:t xml:space="preserve"> &amp; streaming are architectural patterns used to enable asynchronous communication, real-time data movement, &amp; loosely coupled distributed systems.</w:t>
+      </w:r>
+      <w:r>
+        <w:t xml:space="preserve"> </w:t>
+      </w:r>
+    </w:p>
+    <w:p>
       <w:pPr>
         <w:numPr>
           <w:ilvl w:val="0"/>
           <w:numId w:val="1"/>
         </w:numPr>
-      </w:pPr>
-      <w:r>
+        <w:rPr>
+          <w:b/>
+          <w:bCs/>
+        </w:rPr>
+      </w:pPr>
+      <w:r>
+        <w:rPr>
+          <w:b/>
+          <w:bCs/>
+        </w:rPr>
         <w:t>Azure Event Grid</w:t>
       </w:r>
     </w:p>
     <w:p>
       <w:pPr>
+        <w:ind w:left="720"/>
+      </w:pPr>
+      <w:r>
+        <w:t>Azure Event Grid is a fully managed event routing service that enables event-driven architectures in Azure. It provides a mechanism for publishing, filtering &amp; delivering events from event producers to event consumers in near real time.</w:t>
+      </w:r>
+    </w:p>
+    <w:p>
+      <w:pPr>
+        <w:ind w:left="720"/>
+      </w:pPr>
+      <w:r>
+        <w:t>Event Grid follows a pub-sub pattern in which event sources generate events, Event Grid routes them, &amp; event handlers receive &amp; process them.</w:t>
+      </w:r>
+    </w:p>
+    <w:p>
+      <w:pPr>
+        <w:ind w:left="720"/>
+        <w:rPr>
+          <w:b/>
+          <w:bCs/>
+        </w:rPr>
+      </w:pPr>
+      <w:r>
+        <w:rPr>
+          <w:b/>
+          <w:bCs/>
+        </w:rPr>
+        <w:t>Core Purpose of Event Grid:</w:t>
+      </w:r>
+    </w:p>
+    <w:p>
+      <w:pPr>
+        <w:ind w:left="720"/>
+      </w:pPr>
+      <w:r>
+        <w:t>Azure Event Grid enables:</w:t>
+      </w:r>
+    </w:p>
+    <w:p>
+      <w:pPr>
+        <w:pStyle w:val="ListParagraph"/>
+        <w:numPr>
+          <w:ilvl w:val="0"/>
+          <w:numId w:val="4"/>
+        </w:numPr>
+      </w:pPr>
+      <w:r>
+        <w:t>Event-Driven application integration</w:t>
+      </w:r>
+    </w:p>
+    <w:p>
+      <w:pPr>
+        <w:pStyle w:val="ListParagraph"/>
+        <w:numPr>
+          <w:ilvl w:val="0"/>
+          <w:numId w:val="4"/>
+        </w:numPr>
+      </w:pPr>
+      <w:r>
+        <w:t>Reactive System Design</w:t>
+      </w:r>
+    </w:p>
+    <w:p>
+      <w:pPr>
+        <w:pStyle w:val="ListParagraph"/>
+        <w:numPr>
+          <w:ilvl w:val="0"/>
+          <w:numId w:val="4"/>
+        </w:numPr>
+      </w:pPr>
+      <w:r>
+        <w:t>Real time Decoupled service communication</w:t>
+      </w:r>
+    </w:p>
+    <w:p>
+      <w:pPr>
+        <w:pStyle w:val="ListParagraph"/>
+        <w:numPr>
+          <w:ilvl w:val="0"/>
+          <w:numId w:val="4"/>
+        </w:numPr>
+      </w:pPr>
+      <w:r>
+        <w:t>Automated workflow triggering</w:t>
+      </w:r>
+    </w:p>
+    <w:p>
+      <w:pPr>
+        <w:pStyle w:val="ListParagraph"/>
+        <w:numPr>
+          <w:ilvl w:val="0"/>
+          <w:numId w:val="4"/>
+        </w:numPr>
+      </w:pPr>
+      <w:r>
+        <w:t>Resource lifecycle monitoring</w:t>
+      </w:r>
+    </w:p>
+    <w:p>
+      <w:pPr>
+        <w:pStyle w:val="ListParagraph"/>
+        <w:numPr>
+          <w:ilvl w:val="0"/>
+          <w:numId w:val="4"/>
+        </w:numPr>
+      </w:pPr>
+      <w:r>
+        <w:t>Cross-Service event distribution</w:t>
+      </w:r>
+    </w:p>
+    <w:p>
+      <w:pPr>
+        <w:ind w:left="720"/>
+      </w:pPr>
+      <w:r>
+        <w:t>Instead of applications actively polling for changes, Event Grid pushes notifications whenever events occur.</w:t>
+      </w:r>
+    </w:p>
+    <w:p>
+      <w:pPr>
+        <w:ind w:left="720"/>
+        <w:rPr>
+          <w:b/>
+          <w:bCs/>
+        </w:rPr>
+      </w:pPr>
+      <w:r>
+        <w:rPr>
+          <w:b/>
+          <w:bCs/>
+        </w:rPr>
+        <w:t>Electricity grid</w:t>
+      </w:r>
+    </w:p>
+    <w:p>
+      <w:pPr>
+        <w:ind w:left="720"/>
+      </w:pPr>
+      <w:r>
+        <w:drawing>
+          <wp:inline distT="0" distB="0" distL="0" distR="0" wp14:anchorId="62ACEE18" wp14:editId="0C27B95F">
+            <wp:extent cx="4757257" cy="3171329"/>
+            <wp:effectExtent l="0" t="0" r="5715" b="0"/>
+            <wp:docPr id="102320468" name="Picture 2"/>
+            <wp:cNvGraphicFramePr>
+              <a:graphicFrameLocks xmlns:a="http://schemas.openxmlformats.org/drawingml/2006/main" noChangeAspect="1"/>
+            </wp:cNvGraphicFramePr>
+            <a:graphic xmlns:a="http://schemas.openxmlformats.org/drawingml/2006/main">
+              <a:graphicData uri="http://schemas.openxmlformats.org/drawingml/2006/picture">
+                <pic:pic xmlns:pic="http://schemas.openxmlformats.org/drawingml/2006/picture">
+                  <pic:nvPicPr>
+                    <pic:cNvPr id="0" name="Picture 6"/>
+                    <pic:cNvPicPr>
+                      <a:picLocks noChangeAspect="1" noChangeArrowheads="1"/>
+                    </pic:cNvPicPr>
+                  </pic:nvPicPr>
+                  <pic:blipFill>
+                    <a:blip r:embed="rId5" cstate="print">
+                      <a:extLst>
+                        <a:ext uri="{28A0092B-C50C-407E-A947-70E740481C1C}">
+                          <a14:useLocalDpi xmlns:a14="http://schemas.microsoft.com/office/drawing/2010/main" val="0"/>
+                        </a:ext>
+                      </a:extLst>
+                    </a:blip>
+                    <a:srcRect/>
+                    <a:stretch>
+                      <a:fillRect/>
+                    </a:stretch>
+                  </pic:blipFill>
+                  <pic:spPr bwMode="auto">
+                    <a:xfrm>
+                      <a:off x="0" y="0"/>
+                      <a:ext cx="4777016" cy="3184501"/>
+                    </a:xfrm>
+                    <a:prstGeom prst="rect">
+                      <a:avLst/>
+                    </a:prstGeom>
+                    <a:noFill/>
+                    <a:ln>
+                      <a:noFill/>
+                    </a:ln>
+                  </pic:spPr>
+                </pic:pic>
+              </a:graphicData>
+            </a:graphic>
+          </wp:inline>
+        </w:drawing>
+      </w:r>
+    </w:p>
+    <w:p>
+      <w:pPr>
+        <w:ind w:left="720"/>
+        <w:rPr>
+          <w:b/>
+          <w:bCs/>
+        </w:rPr>
+      </w:pPr>
+      <w:r>
+        <w:rPr>
+          <w:b/>
+          <w:bCs/>
+        </w:rPr>
+        <w:lastRenderedPageBreak/>
+        <w:t>Event Grid Architecture Diagram</w:t>
+      </w:r>
+    </w:p>
+    <w:p>
+      <w:pPr>
+        <w:ind w:left="720"/>
+      </w:pPr>
+      <w:r>
+        <w:drawing>
+          <wp:inline distT="0" distB="0" distL="0" distR="0" wp14:anchorId="634AD389" wp14:editId="34884672">
+            <wp:extent cx="5731510" cy="3820795"/>
+            <wp:effectExtent l="0" t="0" r="2540" b="8255"/>
+            <wp:docPr id="412405252" name="Picture 4"/>
+            <wp:cNvGraphicFramePr>
+              <a:graphicFrameLocks xmlns:a="http://schemas.openxmlformats.org/drawingml/2006/main" noChangeAspect="1"/>
+            </wp:cNvGraphicFramePr>
+            <a:graphic xmlns:a="http://schemas.openxmlformats.org/drawingml/2006/main">
+              <a:graphicData uri="http://schemas.openxmlformats.org/drawingml/2006/picture">
+                <pic:pic xmlns:pic="http://schemas.openxmlformats.org/drawingml/2006/picture">
+                  <pic:nvPicPr>
+                    <pic:cNvPr id="0" name="Picture 13"/>
+                    <pic:cNvPicPr>
+                      <a:picLocks noChangeAspect="1" noChangeArrowheads="1"/>
+                    </pic:cNvPicPr>
+                  </pic:nvPicPr>
+                  <pic:blipFill>
+                    <a:blip r:embed="rId6" cstate="print">
+                      <a:extLst>
+                        <a:ext uri="{28A0092B-C50C-407E-A947-70E740481C1C}">
+                          <a14:useLocalDpi xmlns:a14="http://schemas.microsoft.com/office/drawing/2010/main" val="0"/>
+                        </a:ext>
+                      </a:extLst>
+                    </a:blip>
+                    <a:srcRect/>
+                    <a:stretch>
+                      <a:fillRect/>
+                    </a:stretch>
+                  </pic:blipFill>
+                  <pic:spPr bwMode="auto">
+                    <a:xfrm>
+                      <a:off x="0" y="0"/>
+                      <a:ext cx="5731510" cy="3820795"/>
+                    </a:xfrm>
+                    <a:prstGeom prst="rect">
+                      <a:avLst/>
+                    </a:prstGeom>
+                    <a:noFill/>
+                    <a:ln>
+                      <a:noFill/>
+                    </a:ln>
+                  </pic:spPr>
+                </pic:pic>
+              </a:graphicData>
+            </a:graphic>
+          </wp:inline>
+        </w:drawing>
+      </w:r>
+    </w:p>
+    <w:p>
+      <w:pPr>
+        <w:ind w:left="720"/>
+        <w:rPr>
+          <w:b/>
+          <w:bCs/>
+        </w:rPr>
+      </w:pPr>
+      <w:r>
+        <w:rPr>
+          <w:b/>
+          <w:bCs/>
+        </w:rPr>
+        <w:t>Event-Driven Architecture</w:t>
+      </w:r>
+    </w:p>
+    <w:p>
+      <w:pPr>
+        <w:ind w:left="720"/>
+      </w:pPr>
+      <w:r>
+        <w:t>An event-driven architecture consists of:</w:t>
+      </w:r>
+    </w:p>
+    <w:p>
+      <w:pPr>
+        <w:pStyle w:val="ListParagraph"/>
+        <w:numPr>
+          <w:ilvl w:val="0"/>
+          <w:numId w:val="5"/>
+        </w:numPr>
+      </w:pPr>
+      <w:r>
+        <w:t>Event Producers</w:t>
+      </w:r>
+    </w:p>
+    <w:p>
+      <w:pPr>
+        <w:pStyle w:val="ListParagraph"/>
+        <w:ind w:left="1440"/>
+      </w:pPr>
+      <w:r>
+        <w:t>Components that generate the events whenever a state change occurs.</w:t>
+      </w:r>
+    </w:p>
+    <w:p>
+      <w:pPr>
+        <w:pStyle w:val="ListParagraph"/>
+        <w:numPr>
+          <w:ilvl w:val="0"/>
+          <w:numId w:val="5"/>
+        </w:numPr>
+      </w:pPr>
+      <w:r>
+        <w:t>Event Router</w:t>
+      </w:r>
+    </w:p>
+    <w:p>
+      <w:pPr>
+        <w:pStyle w:val="ListParagraph"/>
+        <w:ind w:left="1440"/>
+      </w:pPr>
+      <w:r>
+        <w:t>Event Grid acts as the central routing layer. This layer decouples publisher from subscribers.</w:t>
+      </w:r>
+    </w:p>
+    <w:p>
+      <w:pPr>
+        <w:pStyle w:val="ListParagraph"/>
+        <w:numPr>
+          <w:ilvl w:val="0"/>
+          <w:numId w:val="5"/>
+        </w:numPr>
+      </w:pPr>
+      <w:r>
+        <w:t>Event Consumers</w:t>
+      </w:r>
+    </w:p>
+    <w:p>
+      <w:pPr>
+        <w:pStyle w:val="ListParagraph"/>
+        <w:ind w:left="1440"/>
+      </w:pPr>
+      <w:r>
+        <w:t>Consumers receive events &amp; perform actions.</w:t>
+      </w:r>
+    </w:p>
+    <w:p>
+      <w:pPr>
+        <w:rPr>
+          <w:b/>
+          <w:bCs/>
+        </w:rPr>
+      </w:pPr>
+      <w:r>
+        <w:tab/>
+      </w:r>
+      <w:r>
+        <w:rPr>
+          <w:b/>
+          <w:bCs/>
+        </w:rPr>
+        <w:t>Event Structure</w:t>
+      </w:r>
+    </w:p>
+    <w:p>
+      <w:pPr>
+        <w:ind w:left="720"/>
+      </w:pPr>
+      <w:r>
+        <w:t>An event represents a fact that something has occurred.</w:t>
+      </w:r>
+    </w:p>
+    <w:p>
+      <w:pPr>
+        <w:ind w:left="720"/>
+      </w:pPr>
+      <w:r>
+        <w:t>Each event typically contains:</w:t>
+      </w:r>
+    </w:p>
+    <w:p>
+      <w:pPr>
+        <w:pStyle w:val="ListParagraph"/>
+        <w:numPr>
+          <w:ilvl w:val="0"/>
+          <w:numId w:val="5"/>
+        </w:numPr>
+      </w:pPr>
+      <w:r>
+        <w:t>Event Id</w:t>
+      </w:r>
+    </w:p>
+    <w:p>
+      <w:pPr>
+        <w:pStyle w:val="ListParagraph"/>
+        <w:numPr>
+          <w:ilvl w:val="0"/>
+          <w:numId w:val="5"/>
+        </w:numPr>
+      </w:pPr>
+      <w:r>
+        <w:t>Event Type</w:t>
+      </w:r>
+    </w:p>
+    <w:p>
+      <w:pPr>
+        <w:pStyle w:val="ListParagraph"/>
+        <w:numPr>
+          <w:ilvl w:val="0"/>
+          <w:numId w:val="5"/>
+        </w:numPr>
+      </w:pPr>
+      <w:r>
+        <w:t>Source</w:t>
+      </w:r>
+    </w:p>
+    <w:p>
+      <w:pPr>
+        <w:pStyle w:val="ListParagraph"/>
+        <w:numPr>
+          <w:ilvl w:val="0"/>
+          <w:numId w:val="5"/>
+        </w:numPr>
+      </w:pPr>
+      <w:r>
+        <w:t>Event Timestamp</w:t>
+      </w:r>
+    </w:p>
+    <w:p>
+      <w:pPr>
+        <w:pStyle w:val="ListParagraph"/>
+        <w:numPr>
+          <w:ilvl w:val="0"/>
+          <w:numId w:val="5"/>
+        </w:numPr>
+      </w:pPr>
+      <w:r>
+        <w:t>Subject</w:t>
+      </w:r>
+    </w:p>
+    <w:p>
+      <w:pPr>
+        <w:pStyle w:val="ListParagraph"/>
+        <w:numPr>
+          <w:ilvl w:val="0"/>
+          <w:numId w:val="5"/>
+        </w:numPr>
+      </w:pPr>
+      <w:r>
+        <w:t>Schema Version</w:t>
+      </w:r>
+    </w:p>
+    <w:p>
+      <w:pPr>
+        <w:ind w:left="720"/>
+        <w:rPr>
+          <w:b/>
+          <w:bCs/>
+        </w:rPr>
+      </w:pPr>
+      <w:r>
+        <w:rPr>
+          <w:b/>
+          <w:bCs/>
+        </w:rPr>
+        <w:lastRenderedPageBreak/>
+        <w:t>Event Data</w:t>
+      </w:r>
+    </w:p>
+    <w:p>
+      <w:pPr>
+        <w:ind w:left="720"/>
+      </w:pPr>
+      <w:r>
+        <w:t>The business-specific payload containing details related to the event.</w:t>
+      </w:r>
+    </w:p>
+    <w:p>
+      <w:pPr>
+        <w:ind w:left="720"/>
+      </w:pPr>
+      <w:r>
+        <w:t>Event data is typically lightweighted &amp; focused on notification rather than large-scale content transfer.</w:t>
+      </w:r>
+    </w:p>
+    <w:p>
+      <w:pPr>
+        <w:ind w:left="720"/>
+        <w:rPr>
+          <w:b/>
+          <w:bCs/>
+        </w:rPr>
+      </w:pPr>
+      <w:r>
+        <w:rPr>
+          <w:b/>
+          <w:bCs/>
+        </w:rPr>
+        <w:t>Event Sources</w:t>
+      </w:r>
+    </w:p>
+    <w:p>
+      <w:pPr>
+        <w:ind w:left="720"/>
+      </w:pPr>
+      <w:r>
+        <w:t>Event Grid supports events from diverse sources primarily Azure Resource Events.</w:t>
+      </w:r>
+    </w:p>
+    <w:p>
+      <w:pPr>
+        <w:ind w:left="720"/>
+        <w:rPr>
+          <w:b/>
+          <w:bCs/>
+        </w:rPr>
+      </w:pPr>
+      <w:r>
+        <w:rPr>
+          <w:b/>
+          <w:bCs/>
+        </w:rPr>
+        <w:t>System Topics</w:t>
+      </w:r>
+    </w:p>
+    <w:p>
+      <w:pPr>
+        <w:ind w:left="720"/>
+      </w:pPr>
+      <w:r>
+        <w:t>System Topics represent built-in Azure event sources.</w:t>
+      </w:r>
+    </w:p>
+    <w:p>
+      <w:pPr>
+        <w:ind w:left="720"/>
+        <w:rPr>
+          <w:b/>
+          <w:bCs/>
+        </w:rPr>
+      </w:pPr>
+      <w:r>
+        <w:rPr>
+          <w:b/>
+          <w:bCs/>
+        </w:rPr>
+        <w:t>Custom Topics</w:t>
+      </w:r>
+    </w:p>
+    <w:p>
+      <w:pPr>
+        <w:ind w:left="720"/>
+      </w:pPr>
+      <w:r>
+        <w:t>Custom Topics allow user applications to publish events.</w:t>
+      </w:r>
+    </w:p>
+    <w:p>
+      <w:pPr>
+        <w:ind w:left="720"/>
+        <w:rPr>
+          <w:b/>
+          <w:bCs/>
+        </w:rPr>
+      </w:pPr>
+      <w:r>
+        <w:rPr>
+          <w:b/>
+          <w:bCs/>
+        </w:rPr>
+        <w:t>Domain Topics</w:t>
+      </w:r>
+    </w:p>
+    <w:p>
+      <w:pPr>
+        <w:ind w:left="720"/>
+      </w:pPr>
+      <w:r>
+        <w:t>Domains provide large-scale event organization &amp; multi-tenant event management.</w:t>
+      </w:r>
+    </w:p>
+    <w:p>
+      <w:pPr>
+        <w:ind w:left="720"/>
+        <w:rPr>
+          <w:b/>
+          <w:bCs/>
+        </w:rPr>
+      </w:pPr>
+      <w:r>
+        <w:rPr>
+          <w:b/>
+          <w:bCs/>
+        </w:rPr>
+        <w:t>Event Subscriptions</w:t>
+      </w:r>
+    </w:p>
+    <w:p>
+      <w:pPr>
+        <w:ind w:left="720"/>
+      </w:pPr>
+      <w:r>
+        <w:t>A subscription defines where events are delivered.</w:t>
+      </w:r>
+    </w:p>
+    <w:p>
+      <w:pPr>
+        <w:ind w:left="720"/>
+      </w:pPr>
+      <w:r>
+        <w:rPr>
+          <w:b/>
+          <w:bCs/>
+        </w:rPr>
+        <w:t>Event Filtering</w:t>
+      </w:r>
+    </w:p>
+    <w:p>
+      <w:pPr>
+        <w:ind w:left="720"/>
+      </w:pPr>
+      <w:r>
+        <w:t>Filtering reduces unnecessary event delivery.</w:t>
+      </w:r>
+    </w:p>
+    <w:p>
+      <w:pPr>
+        <w:ind w:left="720"/>
+      </w:pPr>
+      <w:r>
+        <w:t>Types of Event Filtering:</w:t>
+      </w:r>
+    </w:p>
+    <w:p>
+      <w:pPr>
+        <w:pStyle w:val="ListParagraph"/>
+        <w:numPr>
+          <w:ilvl w:val="0"/>
+          <w:numId w:val="6"/>
+        </w:numPr>
+      </w:pPr>
+      <w:r>
+        <w:t>Subject Filtering</w:t>
+      </w:r>
+    </w:p>
+    <w:p>
+      <w:pPr>
+        <w:pStyle w:val="ListParagraph"/>
+        <w:numPr>
+          <w:ilvl w:val="0"/>
+          <w:numId w:val="6"/>
+        </w:numPr>
+      </w:pPr>
+      <w:r>
+        <w:t>Event Type Filtering</w:t>
+      </w:r>
+    </w:p>
+    <w:p>
+      <w:pPr>
+        <w:pStyle w:val="ListParagraph"/>
+        <w:numPr>
+          <w:ilvl w:val="0"/>
+          <w:numId w:val="6"/>
+        </w:numPr>
+      </w:pPr>
+      <w:r>
+        <w:t>Advanced Filtering</w:t>
+      </w:r>
+    </w:p>
+    <w:p>
+      <w:pPr>
+        <w:ind w:left="720"/>
+        <w:rPr>
+          <w:b/>
+          <w:bCs/>
+        </w:rPr>
+      </w:pPr>
+      <w:r>
+        <w:rPr>
+          <w:b/>
+          <w:bCs/>
+        </w:rPr>
+        <w:t>Event Delivery</w:t>
+      </w:r>
+    </w:p>
+    <w:p>
+      <w:pPr>
+        <w:ind w:left="720"/>
+      </w:pPr>
+      <w:r>
+        <w:t>Event Grid delivers events through push-based notifications.</w:t>
+      </w:r>
+    </w:p>
+    <w:p>
+      <w:pPr>
+        <w:ind w:left="720"/>
+      </w:pPr>
+      <w:r>
+        <w:t>Types of Event Delivery:</w:t>
+      </w:r>
+    </w:p>
+    <w:p>
+      <w:pPr>
+        <w:pStyle w:val="ListParagraph"/>
+        <w:numPr>
+          <w:ilvl w:val="0"/>
+          <w:numId w:val="7"/>
+        </w:numPr>
+      </w:pPr>
+      <w:r>
+        <w:t>Near Real-Time Routing</w:t>
+      </w:r>
+    </w:p>
+    <w:p>
+      <w:pPr>
+        <w:pStyle w:val="ListParagraph"/>
+        <w:numPr>
+          <w:ilvl w:val="0"/>
+          <w:numId w:val="7"/>
+        </w:numPr>
+      </w:pPr>
+      <w:r>
+        <w:t>Reliable Delivery</w:t>
+      </w:r>
+    </w:p>
+    <w:p>
+      <w:pPr>
+        <w:pStyle w:val="ListParagraph"/>
+        <w:numPr>
+          <w:ilvl w:val="0"/>
+          <w:numId w:val="7"/>
+        </w:numPr>
+      </w:pPr>
+      <w:r>
+        <w:t>At-Least-Once Delivery</w:t>
+      </w:r>
+    </w:p>
+    <w:p>
+      <w:pPr>
+        <w:ind w:left="720"/>
+        <w:rPr>
+          <w:b/>
+          <w:bCs/>
+        </w:rPr>
+      </w:pPr>
+      <w:r>
+        <w:rPr>
+          <w:b/>
+          <w:bCs/>
+        </w:rPr>
+        <w:t>Retry &amp; Resiliency</w:t>
+      </w:r>
+    </w:p>
+    <w:p>
+      <w:pPr>
+        <w:ind w:left="720"/>
+        <w:rPr>
+          <w:b/>
+          <w:bCs/>
+        </w:rPr>
+      </w:pPr>
+      <w:r>
+        <w:rPr>
+          <w:b/>
+          <w:bCs/>
+        </w:rPr>
+        <w:t>Dead-Lettering</w:t>
+      </w:r>
+    </w:p>
+    <w:p>
+      <w:pPr>
+        <w:ind w:left="720"/>
+        <w:rPr>
+          <w:b/>
+          <w:bCs/>
+        </w:rPr>
+      </w:pPr>
+      <w:r>
+        <w:rPr>
+          <w:b/>
+          <w:bCs/>
+        </w:rPr>
+        <w:lastRenderedPageBreak/>
+        <w:t>Security</w:t>
+      </w:r>
+    </w:p>
+    <w:p>
+      <w:pPr>
+        <w:ind w:left="720"/>
+        <w:rPr>
+          <w:b/>
+          <w:bCs/>
+        </w:rPr>
+      </w:pPr>
+      <w:r>
+        <w:rPr>
+          <w:b/>
+          <w:bCs/>
+        </w:rPr>
+        <w:t>Scalability</w:t>
+      </w:r>
+    </w:p>
+    <w:p>
+      <w:pPr>
         <w:numPr>
           <w:ilvl w:val="0"/>
           <w:numId w:val="1"/>
         </w:numPr>
-      </w:pPr>
-      <w:r>
+        <w:rPr>
+          <w:b/>
+          <w:bCs/>
+        </w:rPr>
+      </w:pPr>
+      <w:r>
+        <w:rPr>
+          <w:b/>
+          <w:bCs/>
+        </w:rPr>
         <w:t>Azure Event Hubs (real-time ingestion basics)</w:t>
       </w:r>
     </w:p>
     <w:p>
       <w:pPr>
-        <w:rPr>
-          <w:b/>
-          <w:bCs/>
-        </w:rPr>
-      </w:pPr>
-      <w:r>
-        <w:rPr>
-          <w:b/>
-          <w:bCs/>
-        </w:rPr>
-        <w:t>Demo</w:t>
-      </w:r>
-      <w:r>
-        <w:rPr>
-          <w:b/>
-          <w:bCs/>
-        </w:rPr>
-        <w:t>:</w:t>
-      </w:r>
-    </w:p>
-    <w:p>
-      <w:pPr>
-        <w:numPr>
-          <w:ilvl w:val="0"/>
-          <w:numId w:val="2"/>
-        </w:numPr>
-      </w:pPr>
-      <w:r>
-        <w:t>Publish transaction events</w:t>
-      </w:r>
-    </w:p>
-    <w:p>
-      <w:pPr>
-        <w:numPr>
-          <w:ilvl w:val="0"/>
-          <w:numId w:val="2"/>
-        </w:numPr>
-      </w:pPr>
-      <w:r>
-        <w:t>Trigger downstream processing</w:t>
-      </w:r>
-    </w:p>
-    <w:p>
-      <w:pPr>
-        <w:rPr>
-          <w:b/>
-          <w:bCs/>
-        </w:rPr>
-      </w:pPr>
-      <w:r>
-        <w:rPr>
-          <w:b/>
-          <w:bCs/>
-        </w:rPr>
-        <w:t>Assignment</w:t>
-      </w:r>
-      <w:r>
-        <w:rPr>
-          <w:b/>
-          <w:bCs/>
-        </w:rPr>
-        <w:t>:</w:t>
-      </w:r>
-    </w:p>
-    <w:p>
-      <w:r>
-        <w:t>Fraud detection trigger system:</w:t>
-      </w:r>
-    </w:p>
-    <w:p>
-      <w:pPr>
-        <w:pStyle w:val="ListParagraph"/>
-        <w:numPr>
-          <w:ilvl w:val="0"/>
-          <w:numId w:val="3"/>
-        </w:numPr>
-      </w:pPr>
-      <w:r>
-        <w:t>Detect abnormal activity via events</w:t>
-      </w:r>
-    </w:p>
+        <w:ind w:left="720"/>
+      </w:pPr>
+      <w:r>
+        <w:t>Azure</w:t>
+      </w:r>
+      <w:r>
+        <w:t xml:space="preserve"> Event Hubs is a highly scalable event ingestion &amp; streaming platform designed for collecting, buffering, &amp; processing large volumes of continuous data streams.</w:t>
+      </w:r>
+    </w:p>
+    <w:p>
+      <w:pPr>
+        <w:ind w:left="720"/>
+      </w:pPr>
+      <w:r>
+        <w:t>It function</w:t>
+      </w:r>
+      <w:r>
+        <w:t>s</w:t>
+      </w:r>
+      <w:r>
+        <w:t xml:space="preserve"> as a distributed event ingestion service capable of handling millions of events per second from numerous producers.</w:t>
+      </w:r>
+    </w:p>
+    <w:p>
+      <w:pPr>
+        <w:ind w:left="720"/>
+      </w:pPr>
+      <w:r>
+        <w:t>Unlike Event Grid, which focuses on notifying subscribers that an event has occurred, Event Hubs focuses on ingesting &amp; transporting large-scale streaming data.</w:t>
+      </w:r>
+    </w:p>
+    <w:p>
+      <w:pPr>
+        <w:ind w:left="720"/>
+        <w:rPr>
+          <w:b/>
+          <w:bCs/>
+        </w:rPr>
+      </w:pPr>
+      <w:r>
+        <w:rPr>
+          <w:b/>
+          <w:bCs/>
+        </w:rPr>
+        <w:t>Core Purpose of Event Hub</w:t>
+      </w:r>
+    </w:p>
+    <w:p>
+      <w:pPr>
+        <w:ind w:left="720"/>
+      </w:pPr>
+      <w:r>
+        <w:t>Azure Event Hub is designed for:</w:t>
+      </w:r>
+    </w:p>
+    <w:p>
+      <w:pPr>
+        <w:pStyle w:val="ListParagraph"/>
+        <w:numPr>
+          <w:ilvl w:val="0"/>
+          <w:numId w:val="8"/>
+        </w:numPr>
+      </w:pPr>
+      <w:r>
+        <w:t>Real-time telemetry ingestion</w:t>
+      </w:r>
+    </w:p>
+    <w:p>
+      <w:pPr>
+        <w:pStyle w:val="ListParagraph"/>
+        <w:numPr>
+          <w:ilvl w:val="0"/>
+          <w:numId w:val="8"/>
+        </w:numPr>
+      </w:pPr>
+      <w:r>
+        <w:t>Log Collection</w:t>
+      </w:r>
+    </w:p>
+    <w:p>
+      <w:pPr>
+        <w:pStyle w:val="ListParagraph"/>
+        <w:numPr>
+          <w:ilvl w:val="0"/>
+          <w:numId w:val="8"/>
+        </w:numPr>
+      </w:pPr>
+      <w:r>
+        <w:t>Application Monitoring</w:t>
+      </w:r>
+    </w:p>
+    <w:p>
+      <w:pPr>
+        <w:pStyle w:val="ListParagraph"/>
+        <w:numPr>
+          <w:ilvl w:val="0"/>
+          <w:numId w:val="8"/>
+        </w:numPr>
+      </w:pPr>
+      <w:r>
+        <w:t>Operational Analytics</w:t>
+      </w:r>
+    </w:p>
+    <w:p>
+      <w:pPr>
+        <w:pStyle w:val="ListParagraph"/>
+        <w:numPr>
+          <w:ilvl w:val="0"/>
+          <w:numId w:val="8"/>
+        </w:numPr>
+      </w:pPr>
+      <w:r>
+        <w:t>Streaming Pipelines</w:t>
+      </w:r>
+    </w:p>
+    <w:p>
+      <w:pPr>
+        <w:pStyle w:val="ListParagraph"/>
+        <w:numPr>
+          <w:ilvl w:val="0"/>
+          <w:numId w:val="8"/>
+        </w:numPr>
+      </w:pPr>
+      <w:r>
+        <w:t>Big Data integration</w:t>
+      </w:r>
+    </w:p>
+    <w:p>
+      <w:pPr>
+        <w:pStyle w:val="ListParagraph"/>
+        <w:numPr>
+          <w:ilvl w:val="0"/>
+          <w:numId w:val="8"/>
+        </w:numPr>
+      </w:pPr>
+      <w:r>
+        <w:t>Event processing systems.</w:t>
+      </w:r>
+    </w:p>
+    <w:p>
+      <w:pPr>
+        <w:ind w:left="720"/>
+      </w:pPr>
+      <w:r>
+        <w:t>It serves as the front door for high-volume event data that enters Azure.</w:t>
+      </w:r>
+    </w:p>
+    <w:p>
+      <w:pPr>
+        <w:ind w:left="720"/>
+      </w:pPr>
+      <w:r>
+        <w:rPr>
+          <w:b/>
+          <w:bCs/>
+        </w:rPr>
+        <w:t>Streaming Architecture</w:t>
+      </w:r>
+    </w:p>
+    <w:p>
+      <w:pPr>
+        <w:ind w:left="720"/>
+      </w:pPr>
+      <w:r>
+        <w:t>Event Hub uses a distributed streaming architecture that consists of:</w:t>
+      </w:r>
+    </w:p>
+    <w:p>
+      <w:pPr>
+        <w:pStyle w:val="ListParagraph"/>
+        <w:numPr>
+          <w:ilvl w:val="0"/>
+          <w:numId w:val="9"/>
+        </w:numPr>
+      </w:pPr>
+      <w:r>
+        <w:t>Producers</w:t>
+      </w:r>
+    </w:p>
+    <w:p>
+      <w:pPr>
+        <w:pStyle w:val="ListParagraph"/>
+        <w:numPr>
+          <w:ilvl w:val="0"/>
+          <w:numId w:val="9"/>
+        </w:numPr>
+      </w:pPr>
+      <w:r>
+        <w:t>Event Hub</w:t>
+      </w:r>
+    </w:p>
+    <w:p>
+      <w:pPr>
+        <w:pStyle w:val="ListParagraph"/>
+        <w:numPr>
+          <w:ilvl w:val="0"/>
+          <w:numId w:val="9"/>
+        </w:numPr>
+      </w:pPr>
+      <w:r>
+        <w:t>Consumers</w:t>
+      </w:r>
+    </w:p>
+    <w:p>
+      <w:pPr>
+        <w:pStyle w:val="ListParagraph"/>
+        <w:numPr>
+          <w:ilvl w:val="0"/>
+          <w:numId w:val="9"/>
+        </w:numPr>
+      </w:pPr>
+      <w:r>
+        <w:t>Event Streams</w:t>
+      </w:r>
+    </w:p>
+    <w:p>
+      <w:pPr>
+        <w:pStyle w:val="ListParagraph"/>
+        <w:numPr>
+          <w:ilvl w:val="0"/>
+          <w:numId w:val="9"/>
+        </w:numPr>
+      </w:pPr>
+      <w:r>
+        <w:t>Partitions</w:t>
+      </w:r>
+    </w:p>
+    <w:p>
+      <w:pPr>
+        <w:pStyle w:val="ListParagraph"/>
+        <w:numPr>
+          <w:ilvl w:val="0"/>
+          <w:numId w:val="9"/>
+        </w:numPr>
+      </w:pPr>
+      <w:r>
+        <w:t>Partitioned Storage</w:t>
+      </w:r>
+    </w:p>
+    <w:p>
+      <w:pPr>
+        <w:pStyle w:val="ListParagraph"/>
+        <w:numPr>
+          <w:ilvl w:val="0"/>
+          <w:numId w:val="9"/>
+        </w:numPr>
+      </w:pPr>
+      <w:r>
+        <w:t>Throughput</w:t>
+      </w:r>
+    </w:p>
+    <w:p>
+      <w:pPr>
+        <w:pStyle w:val="ListParagraph"/>
+        <w:numPr>
+          <w:ilvl w:val="0"/>
+          <w:numId w:val="9"/>
+        </w:numPr>
+      </w:pPr>
+      <w:r>
+        <w:t>Retention</w:t>
+      </w:r>
+    </w:p>
+    <w:p>
+      <w:pPr>
+        <w:pStyle w:val="ListParagraph"/>
+        <w:numPr>
+          <w:ilvl w:val="0"/>
+          <w:numId w:val="9"/>
+        </w:numPr>
+      </w:pPr>
+      <w:r>
+        <w:t>Event Offsets</w:t>
+      </w:r>
+    </w:p>
+    <w:p>
+      <w:pPr>
+        <w:pStyle w:val="ListParagraph"/>
+        <w:numPr>
+          <w:ilvl w:val="0"/>
+          <w:numId w:val="9"/>
+        </w:numPr>
+      </w:pPr>
+      <w:r>
+        <w:t>Consumer Group</w:t>
+      </w:r>
+    </w:p>
+    <w:p>
+      <w:pPr>
+        <w:pStyle w:val="ListParagraph"/>
+        <w:numPr>
+          <w:ilvl w:val="0"/>
+          <w:numId w:val="9"/>
+        </w:numPr>
+      </w:pPr>
+      <w:r>
+        <w:t>Checkpointing</w:t>
+      </w:r>
+    </w:p>
+    <w:p>
+      <w:pPr>
+        <w:pStyle w:val="ListParagraph"/>
+        <w:numPr>
+          <w:ilvl w:val="0"/>
+          <w:numId w:val="9"/>
+        </w:numPr>
+      </w:pPr>
+      <w:r>
+        <w:lastRenderedPageBreak/>
+        <w:t>Event Ordering</w:t>
+      </w:r>
+    </w:p>
+    <w:p>
+      <w:pPr>
+        <w:pStyle w:val="ListParagraph"/>
+        <w:numPr>
+          <w:ilvl w:val="0"/>
+          <w:numId w:val="9"/>
+        </w:numPr>
+      </w:pPr>
+      <w:r>
+        <w:t>Real-Time Ingestion Flow</w:t>
+      </w:r>
+    </w:p>
+    <w:p>
+      <w:pPr>
+        <w:pStyle w:val="NormalWeb"/>
+        <w:ind w:left="1440"/>
+      </w:pPr>
+      <w:r>
+        <w:rPr>
+          <w:noProof/>
+        </w:rPr>
+        <w:drawing>
+          <wp:inline distT="0" distB="0" distL="0" distR="0" wp14:anchorId="6C6142CD" wp14:editId="724EF5BF">
+            <wp:extent cx="5731510" cy="3822700"/>
+            <wp:effectExtent l="0" t="0" r="2540" b="6350"/>
+            <wp:docPr id="719102" name="Picture 5"/>
+            <wp:cNvGraphicFramePr>
+              <a:graphicFrameLocks xmlns:a="http://schemas.openxmlformats.org/drawingml/2006/main" noChangeAspect="1"/>
+            </wp:cNvGraphicFramePr>
+            <a:graphic xmlns:a="http://schemas.openxmlformats.org/drawingml/2006/main">
+              <a:graphicData uri="http://schemas.openxmlformats.org/drawingml/2006/picture">
+                <pic:pic xmlns:pic="http://schemas.openxmlformats.org/drawingml/2006/picture">
+                  <pic:nvPicPr>
+                    <pic:cNvPr id="0" name="Picture 15"/>
+                    <pic:cNvPicPr>
+                      <a:picLocks noChangeAspect="1" noChangeArrowheads="1"/>
+                    </pic:cNvPicPr>
+                  </pic:nvPicPr>
+                  <pic:blipFill>
+                    <a:blip r:embed="rId7" cstate="print">
+                      <a:extLst>
+                        <a:ext uri="{28A0092B-C50C-407E-A947-70E740481C1C}">
+                          <a14:useLocalDpi xmlns:a14="http://schemas.microsoft.com/office/drawing/2010/main" val="0"/>
+                        </a:ext>
+                      </a:extLst>
+                    </a:blip>
+                    <a:srcRect/>
+                    <a:stretch>
+                      <a:fillRect/>
+                    </a:stretch>
+                  </pic:blipFill>
+                  <pic:spPr bwMode="auto">
+                    <a:xfrm>
+                      <a:off x="0" y="0"/>
+                      <a:ext cx="5731510" cy="3822700"/>
+                    </a:xfrm>
+                    <a:prstGeom prst="rect">
+                      <a:avLst/>
+                    </a:prstGeom>
+                    <a:noFill/>
+                    <a:ln>
+                      <a:noFill/>
+                    </a:ln>
+                  </pic:spPr>
+                </pic:pic>
+              </a:graphicData>
+            </a:graphic>
+          </wp:inline>
+        </w:drawing>
+      </w:r>
+    </w:p>
+    <w:p>
+      <w:pPr>
+        <w:rPr>
+          <w:b/>
+          <w:bCs/>
+        </w:rPr>
+      </w:pPr>
+      <w:r>
+        <w:tab/>
+      </w:r>
+      <w:r>
+        <w:rPr>
+          <w:b/>
+          <w:bCs/>
+        </w:rPr>
+        <w:t>Scalability Model</w:t>
+      </w:r>
+    </w:p>
+    <w:p>
+      <w:pPr>
+        <w:pStyle w:val="ListParagraph"/>
+        <w:numPr>
+          <w:ilvl w:val="0"/>
+          <w:numId w:val="10"/>
+        </w:numPr>
+      </w:pPr>
+      <w:r>
+        <w:t>Partition Scaling</w:t>
+      </w:r>
+    </w:p>
+    <w:p>
+      <w:pPr>
+        <w:pStyle w:val="ListParagraph"/>
+        <w:numPr>
+          <w:ilvl w:val="0"/>
+          <w:numId w:val="10"/>
+        </w:numPr>
+      </w:pPr>
+      <w:r>
+        <w:t>Consumer Scaling</w:t>
+      </w:r>
+    </w:p>
+    <w:p>
+      <w:pPr>
+        <w:pStyle w:val="ListParagraph"/>
+        <w:numPr>
+          <w:ilvl w:val="0"/>
+          <w:numId w:val="10"/>
+        </w:numPr>
+      </w:pPr>
+      <w:r>
+        <w:t>Throughput Scaling</w:t>
+      </w:r>
+    </w:p>
+    <w:p>
+      <w:pPr>
+        <w:ind w:left="720"/>
+        <w:rPr>
+          <w:b/>
+          <w:bCs/>
+        </w:rPr>
+      </w:pPr>
+      <w:r>
+        <w:rPr>
+          <w:b/>
+          <w:bCs/>
+        </w:rPr>
+        <w:t>Reliability</w:t>
+      </w:r>
+    </w:p>
+    <w:p>
+      <w:pPr>
+        <w:pStyle w:val="ListParagraph"/>
+        <w:numPr>
+          <w:ilvl w:val="0"/>
+          <w:numId w:val="11"/>
+        </w:numPr>
+      </w:pPr>
+      <w:r>
+        <w:t>Durable Event Storage</w:t>
+      </w:r>
+    </w:p>
+    <w:p>
+      <w:pPr>
+        <w:pStyle w:val="ListParagraph"/>
+        <w:numPr>
+          <w:ilvl w:val="0"/>
+          <w:numId w:val="11"/>
+        </w:numPr>
+      </w:pPr>
+      <w:r>
+        <w:t>Replicated Infrastructure</w:t>
+      </w:r>
+    </w:p>
+    <w:p>
+      <w:pPr>
+        <w:pStyle w:val="ListParagraph"/>
+        <w:numPr>
+          <w:ilvl w:val="0"/>
+          <w:numId w:val="11"/>
+        </w:numPr>
+      </w:pPr>
+      <w:r>
+        <w:t>Fault Tolerance</w:t>
+      </w:r>
+    </w:p>
+    <w:p>
+      <w:pPr>
+        <w:pStyle w:val="ListParagraph"/>
+        <w:numPr>
+          <w:ilvl w:val="0"/>
+          <w:numId w:val="11"/>
+        </w:numPr>
+      </w:pPr>
+      <w:r>
+        <w:t>Stream Replay Capability</w:t>
+      </w:r>
+    </w:p>
+    <w:p>
+      <w:pPr>
+        <w:pStyle w:val="ListParagraph"/>
+        <w:numPr>
+          <w:ilvl w:val="0"/>
+          <w:numId w:val="11"/>
+        </w:numPr>
+      </w:pPr>
+      <w:r>
+        <w:t>Checkpoint Recovery</w:t>
+      </w:r>
+    </w:p>
+    <w:p>
+      <w:pPr>
+        <w:pStyle w:val="ListParagraph"/>
+        <w:numPr>
+          <w:ilvl w:val="0"/>
+          <w:numId w:val="11"/>
+        </w:numPr>
+      </w:pPr>
+      <w:r>
+        <w:t>High Availability</w:t>
+      </w:r>
+    </w:p>
+    <w:p>
+      <w:pPr>
+        <w:rPr>
+          <w:b/>
+          <w:bCs/>
+        </w:rPr>
+      </w:pPr>
+    </w:p>
+    <w:p>
+      <w:pPr>
+        <w:rPr>
+          <w:b/>
+          <w:bCs/>
+        </w:rPr>
+      </w:pPr>
+    </w:p>
+    <w:p>
+      <w:pPr>
+        <w:rPr>
+          <w:b/>
+          <w:bCs/>
+        </w:rPr>
+      </w:pPr>
+    </w:p>
+    <w:p>
+      <w:pPr>
+        <w:rPr>
+          <w:b/>
+          <w:bCs/>
+        </w:rPr>
+      </w:pPr>
+    </w:p>
+    <w:p>
+      <w:pPr>
+        <w:rPr>
+          <w:b/>
+          <w:bCs/>
+        </w:rPr>
+      </w:pPr>
+      <w:r>
+        <w:rPr>
+          <w:b/>
+          <w:bCs/>
+        </w:rPr>
+        <w:lastRenderedPageBreak/>
+        <w:t>Event Grid vs Event Hub</w:t>
+      </w:r>
+    </w:p>
+    <w:tbl>
+      <w:tblPr>
+        <w:tblStyle w:val="GridTable5Dark-Accent4"/>
+        <w:tblW w:w="0" w:type="auto"/>
+        <w:tblLook w:val="04A0" w:firstRow="1" w:lastRow="0" w:firstColumn="1" w:lastColumn="0" w:noHBand="0" w:noVBand="1"/>
+      </w:tblPr>
+      <w:tblGrid>
+        <w:gridCol w:w="2510"/>
+        <w:gridCol w:w="2736"/>
+        <w:gridCol w:w="3770"/>
+      </w:tblGrid>
+      <w:tr>
+        <w:trPr>
+          <w:cnfStyle w:val="100000000000" w:firstRow="1" w:lastRow="0" w:firstColumn="0" w:lastColumn="0" w:oddVBand="0" w:evenVBand="0" w:oddHBand="0" w:evenHBand="0" w:firstRowFirstColumn="0" w:firstRowLastColumn="0" w:lastRowFirstColumn="0" w:lastRowLastColumn="0"/>
+        </w:trPr>
+        <w:tc>
+          <w:tcPr>
+            <w:cnfStyle w:val="001000000000" w:firstRow="0" w:lastRow="0" w:firstColumn="1" w:lastColumn="0" w:oddVBand="0" w:evenVBand="0" w:oddHBand="0" w:evenHBand="0" w:firstRowFirstColumn="0" w:firstRowLastColumn="0" w:lastRowFirstColumn="0" w:lastRowLastColumn="0"/>
+            <w:tcW w:w="0" w:type="auto"/>
+            <w:hideMark/>
+          </w:tcPr>
+          <w:p>
+            <w:pPr>
+              <w:spacing w:after="160" w:line="278" w:lineRule="auto"/>
+            </w:pPr>
+            <w:r>
+              <w:t>Aspect</w:t>
+            </w:r>
+          </w:p>
+        </w:tc>
+        <w:tc>
+          <w:tcPr>
+            <w:tcW w:w="0" w:type="auto"/>
+            <w:hideMark/>
+          </w:tcPr>
+          <w:p>
+            <w:pPr>
+              <w:spacing w:after="160" w:line="278" w:lineRule="auto"/>
+              <w:cnfStyle w:val="100000000000" w:firstRow="1" w:lastRow="0" w:firstColumn="0" w:lastColumn="0" w:oddVBand="0" w:evenVBand="0" w:oddHBand="0" w:evenHBand="0" w:firstRowFirstColumn="0" w:firstRowLastColumn="0" w:lastRowFirstColumn="0" w:lastRowLastColumn="0"/>
+            </w:pPr>
+            <w:r>
+              <w:t>Azure Event Grid</w:t>
+            </w:r>
+          </w:p>
+        </w:tc>
+        <w:tc>
+          <w:tcPr>
+            <w:tcW w:w="0" w:type="auto"/>
+            <w:hideMark/>
+          </w:tcPr>
+          <w:p>
+            <w:pPr>
+              <w:spacing w:after="160" w:line="278" w:lineRule="auto"/>
+              <w:cnfStyle w:val="100000000000" w:firstRow="1" w:lastRow="0" w:firstColumn="0" w:lastColumn="0" w:oddVBand="0" w:evenVBand="0" w:oddHBand="0" w:evenHBand="0" w:firstRowFirstColumn="0" w:firstRowLastColumn="0" w:lastRowFirstColumn="0" w:lastRowLastColumn="0"/>
+            </w:pPr>
+            <w:r>
+              <w:t>Azure Event Hubs</w:t>
+            </w:r>
+          </w:p>
+        </w:tc>
+      </w:tr>
+      <w:tr>
+        <w:trPr>
+          <w:cnfStyle w:val="000000100000" w:firstRow="0" w:lastRow="0" w:firstColumn="0" w:lastColumn="0" w:oddVBand="0" w:evenVBand="0" w:oddHBand="1" w:evenHBand="0" w:firstRowFirstColumn="0" w:firstRowLastColumn="0" w:lastRowFirstColumn="0" w:lastRowLastColumn="0"/>
+        </w:trPr>
+        <w:tc>
+          <w:tcPr>
+            <w:cnfStyle w:val="001000000000" w:firstRow="0" w:lastRow="0" w:firstColumn="1" w:lastColumn="0" w:oddVBand="0" w:evenVBand="0" w:oddHBand="0" w:evenHBand="0" w:firstRowFirstColumn="0" w:firstRowLastColumn="0" w:lastRowFirstColumn="0" w:lastRowLastColumn="0"/>
+            <w:tcW w:w="0" w:type="auto"/>
+            <w:hideMark/>
+          </w:tcPr>
+          <w:p>
+            <w:pPr>
+              <w:spacing w:after="160" w:line="278" w:lineRule="auto"/>
+            </w:pPr>
+            <w:r>
+              <w:t>Purpose</w:t>
+            </w:r>
+          </w:p>
+        </w:tc>
+        <w:tc>
+          <w:tcPr>
+            <w:tcW w:w="0" w:type="auto"/>
+            <w:hideMark/>
+          </w:tcPr>
+          <w:p>
+            <w:pPr>
+              <w:spacing w:after="160" w:line="278" w:lineRule="auto"/>
+              <w:cnfStyle w:val="000000100000" w:firstRow="0" w:lastRow="0" w:firstColumn="0" w:lastColumn="0" w:oddVBand="0" w:evenVBand="0" w:oddHBand="1" w:evenHBand="0" w:firstRowFirstColumn="0" w:firstRowLastColumn="0" w:lastRowFirstColumn="0" w:lastRowLastColumn="0"/>
+            </w:pPr>
+            <w:r>
+              <w:t>Event routing and notification</w:t>
+            </w:r>
+          </w:p>
+        </w:tc>
+        <w:tc>
+          <w:tcPr>
+            <w:tcW w:w="0" w:type="auto"/>
+            <w:hideMark/>
+          </w:tcPr>
+          <w:p>
+            <w:pPr>
+              <w:spacing w:after="160" w:line="278" w:lineRule="auto"/>
+              <w:cnfStyle w:val="000000100000" w:firstRow="0" w:lastRow="0" w:firstColumn="0" w:lastColumn="0" w:oddVBand="0" w:evenVBand="0" w:oddHBand="1" w:evenHBand="0" w:firstRowFirstColumn="0" w:firstRowLastColumn="0" w:lastRowFirstColumn="0" w:lastRowLastColumn="0"/>
+            </w:pPr>
+            <w:r>
+              <w:t>High-volume event ingestion and streaming</w:t>
+            </w:r>
+          </w:p>
+        </w:tc>
+      </w:tr>
+      <w:tr>
+        <w:tc>
+          <w:tcPr>
+            <w:cnfStyle w:val="001000000000" w:firstRow="0" w:lastRow="0" w:firstColumn="1" w:lastColumn="0" w:oddVBand="0" w:evenVBand="0" w:oddHBand="0" w:evenHBand="0" w:firstRowFirstColumn="0" w:firstRowLastColumn="0" w:lastRowFirstColumn="0" w:lastRowLastColumn="0"/>
+            <w:tcW w:w="0" w:type="auto"/>
+            <w:hideMark/>
+          </w:tcPr>
+          <w:p>
+            <w:pPr>
+              <w:spacing w:after="160" w:line="278" w:lineRule="auto"/>
+            </w:pPr>
+            <w:r>
+              <w:t>Data Pattern</w:t>
+            </w:r>
+          </w:p>
+        </w:tc>
+        <w:tc>
+          <w:tcPr>
+            <w:tcW w:w="0" w:type="auto"/>
+            <w:hideMark/>
+          </w:tcPr>
+          <w:p>
+            <w:pPr>
+              <w:spacing w:after="160" w:line="278" w:lineRule="auto"/>
+              <w:cnfStyle w:val="000000000000" w:firstRow="0" w:lastRow="0" w:firstColumn="0" w:lastColumn="0" w:oddVBand="0" w:evenVBand="0" w:oddHBand="0" w:evenHBand="0" w:firstRowFirstColumn="0" w:firstRowLastColumn="0" w:lastRowFirstColumn="0" w:lastRowLastColumn="0"/>
+            </w:pPr>
+            <w:r>
+              <w:t>Discrete events</w:t>
+            </w:r>
+          </w:p>
+        </w:tc>
+        <w:tc>
+          <w:tcPr>
+            <w:tcW w:w="0" w:type="auto"/>
+            <w:hideMark/>
+          </w:tcPr>
+          <w:p>
+            <w:pPr>
+              <w:spacing w:after="160" w:line="278" w:lineRule="auto"/>
+              <w:cnfStyle w:val="000000000000" w:firstRow="0" w:lastRow="0" w:firstColumn="0" w:lastColumn="0" w:oddVBand="0" w:evenVBand="0" w:oddHBand="0" w:evenHBand="0" w:firstRowFirstColumn="0" w:firstRowLastColumn="0" w:lastRowFirstColumn="0" w:lastRowLastColumn="0"/>
+            </w:pPr>
+            <w:r>
+              <w:t>Continuous event streams</w:t>
+            </w:r>
+          </w:p>
+        </w:tc>
+      </w:tr>
+      <w:tr>
+        <w:trPr>
+          <w:cnfStyle w:val="000000100000" w:firstRow="0" w:lastRow="0" w:firstColumn="0" w:lastColumn="0" w:oddVBand="0" w:evenVBand="0" w:oddHBand="1" w:evenHBand="0" w:firstRowFirstColumn="0" w:firstRowLastColumn="0" w:lastRowFirstColumn="0" w:lastRowLastColumn="0"/>
+        </w:trPr>
+        <w:tc>
+          <w:tcPr>
+            <w:cnfStyle w:val="001000000000" w:firstRow="0" w:lastRow="0" w:firstColumn="1" w:lastColumn="0" w:oddVBand="0" w:evenVBand="0" w:oddHBand="0" w:evenHBand="0" w:firstRowFirstColumn="0" w:firstRowLastColumn="0" w:lastRowFirstColumn="0" w:lastRowLastColumn="0"/>
+            <w:tcW w:w="0" w:type="auto"/>
+            <w:hideMark/>
+          </w:tcPr>
+          <w:p>
+            <w:pPr>
+              <w:spacing w:after="160" w:line="278" w:lineRule="auto"/>
+            </w:pPr>
+            <w:r>
+              <w:t>Communication Model</w:t>
+            </w:r>
+          </w:p>
+        </w:tc>
+        <w:tc>
+          <w:tcPr>
+            <w:tcW w:w="0" w:type="auto"/>
+            <w:hideMark/>
+          </w:tcPr>
+          <w:p>
+            <w:pPr>
+              <w:spacing w:after="160" w:line="278" w:lineRule="auto"/>
+              <w:cnfStyle w:val="000000100000" w:firstRow="0" w:lastRow="0" w:firstColumn="0" w:lastColumn="0" w:oddVBand="0" w:evenVBand="0" w:oddHBand="1" w:evenHBand="0" w:firstRowFirstColumn="0" w:firstRowLastColumn="0" w:lastRowFirstColumn="0" w:lastRowLastColumn="0"/>
+            </w:pPr>
+            <w:r>
+              <w:t>Publish-subscribe</w:t>
+            </w:r>
+          </w:p>
+        </w:tc>
+        <w:tc>
+          <w:tcPr>
+            <w:tcW w:w="0" w:type="auto"/>
+            <w:hideMark/>
+          </w:tcPr>
+          <w:p>
+            <w:pPr>
+              <w:spacing w:after="160" w:line="278" w:lineRule="auto"/>
+              <w:cnfStyle w:val="000000100000" w:firstRow="0" w:lastRow="0" w:firstColumn="0" w:lastColumn="0" w:oddVBand="0" w:evenVBand="0" w:oddHBand="1" w:evenHBand="0" w:firstRowFirstColumn="0" w:firstRowLastColumn="0" w:lastRowFirstColumn="0" w:lastRowLastColumn="0"/>
+            </w:pPr>
+            <w:r>
+              <w:t>Streaming pipeline</w:t>
+            </w:r>
+          </w:p>
+        </w:tc>
+      </w:tr>
+      <w:tr>
+        <w:tc>
+          <w:tcPr>
+            <w:cnfStyle w:val="001000000000" w:firstRow="0" w:lastRow="0" w:firstColumn="1" w:lastColumn="0" w:oddVBand="0" w:evenVBand="0" w:oddHBand="0" w:evenHBand="0" w:firstRowFirstColumn="0" w:firstRowLastColumn="0" w:lastRowFirstColumn="0" w:lastRowLastColumn="0"/>
+            <w:tcW w:w="0" w:type="auto"/>
+            <w:hideMark/>
+          </w:tcPr>
+          <w:p>
+            <w:pPr>
+              <w:spacing w:after="160" w:line="278" w:lineRule="auto"/>
+            </w:pPr>
+            <w:r>
+              <w:t>Delivery Style</w:t>
+            </w:r>
+          </w:p>
+        </w:tc>
+        <w:tc>
+          <w:tcPr>
+            <w:tcW w:w="0" w:type="auto"/>
+            <w:hideMark/>
+          </w:tcPr>
+          <w:p>
+            <w:pPr>
+              <w:spacing w:after="160" w:line="278" w:lineRule="auto"/>
+              <w:cnfStyle w:val="000000000000" w:firstRow="0" w:lastRow="0" w:firstColumn="0" w:lastColumn="0" w:oddVBand="0" w:evenVBand="0" w:oddHBand="0" w:evenHBand="0" w:firstRowFirstColumn="0" w:firstRowLastColumn="0" w:lastRowFirstColumn="0" w:lastRowLastColumn="0"/>
+            </w:pPr>
+            <w:r>
+              <w:t>Push</w:t>
+            </w:r>
+          </w:p>
+        </w:tc>
+        <w:tc>
+          <w:tcPr>
+            <w:tcW w:w="0" w:type="auto"/>
+            <w:hideMark/>
+          </w:tcPr>
+          <w:p>
+            <w:pPr>
+              <w:spacing w:after="160" w:line="278" w:lineRule="auto"/>
+              <w:cnfStyle w:val="000000000000" w:firstRow="0" w:lastRow="0" w:firstColumn="0" w:lastColumn="0" w:oddVBand="0" w:evenVBand="0" w:oddHBand="0" w:evenHBand="0" w:firstRowFirstColumn="0" w:firstRowLastColumn="0" w:lastRowFirstColumn="0" w:lastRowLastColumn="0"/>
+            </w:pPr>
+            <w:r>
+              <w:t>Pull</w:t>
+            </w:r>
+          </w:p>
+        </w:tc>
+      </w:tr>
+      <w:tr>
+        <w:trPr>
+          <w:cnfStyle w:val="000000100000" w:firstRow="0" w:lastRow="0" w:firstColumn="0" w:lastColumn="0" w:oddVBand="0" w:evenVBand="0" w:oddHBand="1" w:evenHBand="0" w:firstRowFirstColumn="0" w:firstRowLastColumn="0" w:lastRowFirstColumn="0" w:lastRowLastColumn="0"/>
+        </w:trPr>
+        <w:tc>
+          <w:tcPr>
+            <w:cnfStyle w:val="001000000000" w:firstRow="0" w:lastRow="0" w:firstColumn="1" w:lastColumn="0" w:oddVBand="0" w:evenVBand="0" w:oddHBand="0" w:evenHBand="0" w:firstRowFirstColumn="0" w:firstRowLastColumn="0" w:lastRowFirstColumn="0" w:lastRowLastColumn="0"/>
+            <w:tcW w:w="0" w:type="auto"/>
+            <w:hideMark/>
+          </w:tcPr>
+          <w:p>
+            <w:pPr>
+              <w:spacing w:after="160" w:line="278" w:lineRule="auto"/>
+            </w:pPr>
+            <w:r>
+              <w:t>Event Retention</w:t>
+            </w:r>
+          </w:p>
+        </w:tc>
+        <w:tc>
+          <w:tcPr>
+            <w:tcW w:w="0" w:type="auto"/>
+            <w:hideMark/>
+          </w:tcPr>
+          <w:p>
+            <w:pPr>
+              <w:spacing w:after="160" w:line="278" w:lineRule="auto"/>
+              <w:cnfStyle w:val="000000100000" w:firstRow="0" w:lastRow="0" w:firstColumn="0" w:lastColumn="0" w:oddVBand="0" w:evenVBand="0" w:oddHBand="1" w:evenHBand="0" w:firstRowFirstColumn="0" w:firstRowLastColumn="0" w:lastRowFirstColumn="0" w:lastRowLastColumn="0"/>
+            </w:pPr>
+            <w:r>
+              <w:t>Short-term routing focus</w:t>
+            </w:r>
+          </w:p>
+        </w:tc>
+        <w:tc>
+          <w:tcPr>
+            <w:tcW w:w="0" w:type="auto"/>
+            <w:hideMark/>
+          </w:tcPr>
+          <w:p>
+            <w:pPr>
+              <w:spacing w:after="160" w:line="278" w:lineRule="auto"/>
+              <w:cnfStyle w:val="000000100000" w:firstRow="0" w:lastRow="0" w:firstColumn="0" w:lastColumn="0" w:oddVBand="0" w:evenVBand="0" w:oddHBand="1" w:evenHBand="0" w:firstRowFirstColumn="0" w:firstRowLastColumn="0" w:lastRowFirstColumn="0" w:lastRowLastColumn="0"/>
+            </w:pPr>
+            <w:r>
+              <w:t>Configurable event retention</w:t>
+            </w:r>
+          </w:p>
+        </w:tc>
+      </w:tr>
+      <w:tr>
+        <w:tc>
+          <w:tcPr>
+            <w:cnfStyle w:val="001000000000" w:firstRow="0" w:lastRow="0" w:firstColumn="1" w:lastColumn="0" w:oddVBand="0" w:evenVBand="0" w:oddHBand="0" w:evenHBand="0" w:firstRowFirstColumn="0" w:firstRowLastColumn="0" w:lastRowFirstColumn="0" w:lastRowLastColumn="0"/>
+            <w:tcW w:w="0" w:type="auto"/>
+            <w:hideMark/>
+          </w:tcPr>
+          <w:p>
+            <w:pPr>
+              <w:spacing w:after="160" w:line="278" w:lineRule="auto"/>
+            </w:pPr>
+            <w:r>
+              <w:t>Scale Focus</w:t>
+            </w:r>
+          </w:p>
+        </w:tc>
+        <w:tc>
+          <w:tcPr>
+            <w:tcW w:w="0" w:type="auto"/>
+            <w:hideMark/>
+          </w:tcPr>
+          <w:p>
+            <w:pPr>
+              <w:spacing w:after="160" w:line="278" w:lineRule="auto"/>
+              <w:cnfStyle w:val="000000000000" w:firstRow="0" w:lastRow="0" w:firstColumn="0" w:lastColumn="0" w:oddVBand="0" w:evenVBand="0" w:oddHBand="0" w:evenHBand="0" w:firstRowFirstColumn="0" w:firstRowLastColumn="0" w:lastRowFirstColumn="0" w:lastRowLastColumn="0"/>
+            </w:pPr>
+            <w:r>
+              <w:t>Fan-out distribution</w:t>
+            </w:r>
+          </w:p>
+        </w:tc>
+        <w:tc>
+          <w:tcPr>
+            <w:tcW w:w="0" w:type="auto"/>
+            <w:hideMark/>
+          </w:tcPr>
+          <w:p>
+            <w:pPr>
+              <w:spacing w:after="160" w:line="278" w:lineRule="auto"/>
+              <w:cnfStyle w:val="000000000000" w:firstRow="0" w:lastRow="0" w:firstColumn="0" w:lastColumn="0" w:oddVBand="0" w:evenVBand="0" w:oddHBand="0" w:evenHBand="0" w:firstRowFirstColumn="0" w:firstRowLastColumn="0" w:lastRowFirstColumn="0" w:lastRowLastColumn="0"/>
+            </w:pPr>
+            <w:r>
+              <w:t>Massive ingestion throughput</w:t>
+            </w:r>
+          </w:p>
+        </w:tc>
+      </w:tr>
+      <w:tr>
+        <w:trPr>
+          <w:cnfStyle w:val="000000100000" w:firstRow="0" w:lastRow="0" w:firstColumn="0" w:lastColumn="0" w:oddVBand="0" w:evenVBand="0" w:oddHBand="1" w:evenHBand="0" w:firstRowFirstColumn="0" w:firstRowLastColumn="0" w:lastRowFirstColumn="0" w:lastRowLastColumn="0"/>
+        </w:trPr>
+        <w:tc>
+          <w:tcPr>
+            <w:cnfStyle w:val="001000000000" w:firstRow="0" w:lastRow="0" w:firstColumn="1" w:lastColumn="0" w:oddVBand="0" w:evenVBand="0" w:oddHBand="0" w:evenHBand="0" w:firstRowFirstColumn="0" w:firstRowLastColumn="0" w:lastRowFirstColumn="0" w:lastRowLastColumn="0"/>
+            <w:tcW w:w="0" w:type="auto"/>
+            <w:hideMark/>
+          </w:tcPr>
+          <w:p>
+            <w:pPr>
+              <w:spacing w:after="160" w:line="278" w:lineRule="auto"/>
+            </w:pPr>
+            <w:r>
+              <w:t>Consumer Access</w:t>
+            </w:r>
+          </w:p>
+        </w:tc>
+        <w:tc>
+          <w:tcPr>
+            <w:tcW w:w="0" w:type="auto"/>
+            <w:hideMark/>
+          </w:tcPr>
+          <w:p>
+            <w:pPr>
+              <w:spacing w:after="160" w:line="278" w:lineRule="auto"/>
+              <w:cnfStyle w:val="000000100000" w:firstRow="0" w:lastRow="0" w:firstColumn="0" w:lastColumn="0" w:oddVBand="0" w:evenVBand="0" w:oddHBand="1" w:evenHBand="0" w:firstRowFirstColumn="0" w:firstRowLastColumn="0" w:lastRowFirstColumn="0" w:lastRowLastColumn="0"/>
+            </w:pPr>
+            <w:r>
+              <w:t>Event subscription delivery</w:t>
+            </w:r>
+          </w:p>
+        </w:tc>
+        <w:tc>
+          <w:tcPr>
+            <w:tcW w:w="0" w:type="auto"/>
+            <w:hideMark/>
+          </w:tcPr>
+          <w:p>
+            <w:pPr>
+              <w:spacing w:after="160" w:line="278" w:lineRule="auto"/>
+              <w:cnfStyle w:val="000000100000" w:firstRow="0" w:lastRow="0" w:firstColumn="0" w:lastColumn="0" w:oddVBand="0" w:evenVBand="0" w:oddHBand="1" w:evenHBand="0" w:firstRowFirstColumn="0" w:firstRowLastColumn="0" w:lastRowFirstColumn="0" w:lastRowLastColumn="0"/>
+            </w:pPr>
+            <w:r>
+              <w:t>Consumer reads stream data</w:t>
+            </w:r>
+          </w:p>
+        </w:tc>
+      </w:tr>
+      <w:tr>
+        <w:tc>
+          <w:tcPr>
+            <w:cnfStyle w:val="001000000000" w:firstRow="0" w:lastRow="0" w:firstColumn="1" w:lastColumn="0" w:oddVBand="0" w:evenVBand="0" w:oddHBand="0" w:evenHBand="0" w:firstRowFirstColumn="0" w:firstRowLastColumn="0" w:lastRowFirstColumn="0" w:lastRowLastColumn="0"/>
+            <w:tcW w:w="0" w:type="auto"/>
+            <w:hideMark/>
+          </w:tcPr>
+          <w:p>
+            <w:pPr>
+              <w:spacing w:after="160" w:line="278" w:lineRule="auto"/>
+            </w:pPr>
+            <w:r>
+              <w:t>Ordering</w:t>
+            </w:r>
+          </w:p>
+        </w:tc>
+        <w:tc>
+          <w:tcPr>
+            <w:tcW w:w="0" w:type="auto"/>
+            <w:hideMark/>
+          </w:tcPr>
+          <w:p>
+            <w:pPr>
+              <w:spacing w:after="160" w:line="278" w:lineRule="auto"/>
+              <w:cnfStyle w:val="000000000000" w:firstRow="0" w:lastRow="0" w:firstColumn="0" w:lastColumn="0" w:oddVBand="0" w:evenVBand="0" w:oddHBand="0" w:evenHBand="0" w:firstRowFirstColumn="0" w:firstRowLastColumn="0" w:lastRowFirstColumn="0" w:lastRowLastColumn="0"/>
+            </w:pPr>
+            <w:r>
+              <w:t>Not primary focus</w:t>
+            </w:r>
+          </w:p>
+        </w:tc>
+        <w:tc>
+          <w:tcPr>
+            <w:tcW w:w="0" w:type="auto"/>
+            <w:hideMark/>
+          </w:tcPr>
+          <w:p>
+            <w:pPr>
+              <w:spacing w:after="160" w:line="278" w:lineRule="auto"/>
+              <w:cnfStyle w:val="000000000000" w:firstRow="0" w:lastRow="0" w:firstColumn="0" w:lastColumn="0" w:oddVBand="0" w:evenVBand="0" w:oddHBand="0" w:evenHBand="0" w:firstRowFirstColumn="0" w:firstRowLastColumn="0" w:lastRowFirstColumn="0" w:lastRowLastColumn="0"/>
+            </w:pPr>
+            <w:r>
+              <w:t>Maintained within partitions</w:t>
+            </w:r>
+          </w:p>
+        </w:tc>
+      </w:tr>
+      <w:tr>
+        <w:trPr>
+          <w:cnfStyle w:val="000000100000" w:firstRow="0" w:lastRow="0" w:firstColumn="0" w:lastColumn="0" w:oddVBand="0" w:evenVBand="0" w:oddHBand="1" w:evenHBand="0" w:firstRowFirstColumn="0" w:firstRowLastColumn="0" w:lastRowFirstColumn="0" w:lastRowLastColumn="0"/>
+        </w:trPr>
+        <w:tc>
+          <w:tcPr>
+            <w:cnfStyle w:val="001000000000" w:firstRow="0" w:lastRow="0" w:firstColumn="1" w:lastColumn="0" w:oddVBand="0" w:evenVBand="0" w:oddHBand="0" w:evenHBand="0" w:firstRowFirstColumn="0" w:firstRowLastColumn="0" w:lastRowFirstColumn="0" w:lastRowLastColumn="0"/>
+            <w:tcW w:w="0" w:type="auto"/>
+            <w:hideMark/>
+          </w:tcPr>
+          <w:p>
+            <w:pPr>
+              <w:spacing w:after="160" w:line="278" w:lineRule="auto"/>
+            </w:pPr>
+            <w:r>
+              <w:t>Replay Capability</w:t>
+            </w:r>
+          </w:p>
+        </w:tc>
+        <w:tc>
+          <w:tcPr>
+            <w:tcW w:w="0" w:type="auto"/>
+            <w:hideMark/>
+          </w:tcPr>
+          <w:p>
+            <w:pPr>
+              <w:spacing w:after="160" w:line="278" w:lineRule="auto"/>
+              <w:cnfStyle w:val="000000100000" w:firstRow="0" w:lastRow="0" w:firstColumn="0" w:lastColumn="0" w:oddVBand="0" w:evenVBand="0" w:oddHBand="1" w:evenHBand="0" w:firstRowFirstColumn="0" w:firstRowLastColumn="0" w:lastRowFirstColumn="0" w:lastRowLastColumn="0"/>
+            </w:pPr>
+            <w:r>
+              <w:t>Limited</w:t>
+            </w:r>
+          </w:p>
+        </w:tc>
+        <w:tc>
+          <w:tcPr>
+            <w:tcW w:w="0" w:type="auto"/>
+            <w:hideMark/>
+          </w:tcPr>
+          <w:p>
+            <w:pPr>
+              <w:spacing w:after="160" w:line="278" w:lineRule="auto"/>
+              <w:cnfStyle w:val="000000100000" w:firstRow="0" w:lastRow="0" w:firstColumn="0" w:lastColumn="0" w:oddVBand="0" w:evenVBand="0" w:oddHBand="1" w:evenHBand="0" w:firstRowFirstColumn="0" w:firstRowLastColumn="0" w:lastRowFirstColumn="0" w:lastRowLastColumn="0"/>
+            </w:pPr>
+            <w:r>
+              <w:t>Built-in through retention</w:t>
+            </w:r>
+          </w:p>
+        </w:tc>
+      </w:tr>
+      <w:tr>
+        <w:tc>
+          <w:tcPr>
+            <w:cnfStyle w:val="001000000000" w:firstRow="0" w:lastRow="0" w:firstColumn="1" w:lastColumn="0" w:oddVBand="0" w:evenVBand="0" w:oddHBand="0" w:evenHBand="0" w:firstRowFirstColumn="0" w:firstRowLastColumn="0" w:lastRowFirstColumn="0" w:lastRowLastColumn="0"/>
+            <w:tcW w:w="0" w:type="auto"/>
+            <w:hideMark/>
+          </w:tcPr>
+          <w:p>
+            <w:pPr>
+              <w:spacing w:after="160" w:line="278" w:lineRule="auto"/>
+            </w:pPr>
+            <w:r>
+              <w:t>Best Architectural Role</w:t>
+            </w:r>
+          </w:p>
+        </w:tc>
+        <w:tc>
+          <w:tcPr>
+            <w:tcW w:w="0" w:type="auto"/>
+            <w:hideMark/>
+          </w:tcPr>
+          <w:p>
+            <w:pPr>
+              <w:spacing w:after="160" w:line="278" w:lineRule="auto"/>
+              <w:cnfStyle w:val="000000000000" w:firstRow="0" w:lastRow="0" w:firstColumn="0" w:lastColumn="0" w:oddVBand="0" w:evenVBand="0" w:oddHBand="0" w:evenHBand="0" w:firstRowFirstColumn="0" w:firstRowLastColumn="0" w:lastRowFirstColumn="0" w:lastRowLastColumn="0"/>
+            </w:pPr>
+            <w:r>
+              <w:t>Event-driven applications</w:t>
+            </w:r>
+          </w:p>
+        </w:tc>
+        <w:tc>
+          <w:tcPr>
+            <w:tcW w:w="0" w:type="auto"/>
+            <w:hideMark/>
+          </w:tcPr>
+          <w:p>
+            <w:pPr>
+              <w:spacing w:after="160" w:line="278" w:lineRule="auto"/>
+              <w:cnfStyle w:val="000000000000" w:firstRow="0" w:lastRow="0" w:firstColumn="0" w:lastColumn="0" w:oddVBand="0" w:evenVBand="0" w:oddHBand="0" w:evenHBand="0" w:firstRowFirstColumn="0" w:firstRowLastColumn="0" w:lastRowFirstColumn="0" w:lastRowLastColumn="0"/>
+            </w:pPr>
+            <w:r>
+              <w:t>Real-time streaming systems</w:t>
+            </w:r>
+          </w:p>
+        </w:tc>
+      </w:tr>
+    </w:tbl>
+    <w:p/>
     <w:sectPr>
       <w:pgSz w:w="11906" w:h="16838"/>
       <w:pgMar w:top="1440" w:right="1440" w:bottom="1440" w:left="1440" w:header="708" w:footer="708" w:gutter="0"/>
@@ -135,6 +2008,458 @@
 <file path=word/numbering.xml><?xml version="1.0" encoding="utf-8"?>
 <w:numbering xmlns:wpc="http://schemas.microsoft.com/office/word/2010/wordprocessingCanvas" xmlns:cx="http://schemas.microsoft.com/office/drawing/2014/chartex" xmlns:cx1="http://schemas.microsoft.com/office/drawing/2015/9/8/chartex" xmlns:cx2="http://schemas.microsoft.com/office/drawing/2015/10/21/chartex" xmlns:cx3="http://schemas.microsoft.com/office/drawing/2016/5/9/chartex" xmlns:cx4="http://schemas.microsoft.com/office/drawing/2016/5/10/chartex" xmlns:cx5="http://schemas.microsoft.com/office/drawing/2016/5/11/chartex" xmlns:cx6="http://schemas.microsoft.com/office/drawing/2016/5/12/chartex" xmlns:cx7="http://schemas.microsoft.com/office/drawing/2016/5/13/chartex" xmlns:cx8="http://schemas.microsoft.com/office/drawing/2016/5/14/chartex" xmlns:mc="http://schemas.openxmlformats.org/markup-compatibility/2006" xmlns:aink="http://schemas.microsoft.com/office/drawing/2016/ink" xmlns:am3d="http://schemas.microsoft.com/office/drawing/2017/model3d" xmlns:o="urn:schemas-microsoft-com:office:office" xmlns:oel="http://schemas.microsoft.com/office/2019/extlst" xmlns:r="http://schemas.openxmlformats.org/officeDocument/2006/relationships" xmlns:m="http://schemas.openxmlformats.org/officeDocument/2006/math" xmlns:v="urn:schemas-microsoft-com:vml" xmlns:wp14="http://schemas.microsoft.com/office/word/2010/wordprocessingDrawing" xmlns:wp="http://schemas.openxmlformats.org/drawingml/2006/wordprocessingDrawing" xmlns:w10="urn:schemas-microsoft-com:office:word" xmlns:w="http://schemas.openxmlformats.org/wordprocessingml/2006/main" xmlns:w14="http://schemas.microsoft.com/office/word/2010/wordml" xmlns:w15="http://schemas.microsoft.com/office/word/2012/wordml" xmlns:w16cei="http://schemas.microsoft.com/office/word/2026/wordml/cei" xmlns:w16cex="http://schemas.microsoft.com/office/word/2018/wordml/cex" xmlns:w16cid="http://schemas.microsoft.com/office/word/2016/wordml/cid" xmlns:w16="http://schemas.microsoft.com/office/word/2018/wordml" xmlns:w16du="http://schemas.microsoft.com/office/word/2023/wordml/word16du" xmlns:w16sdtdh="http://schemas.microsoft.com/office/word/2020/wordml/sdtdatahash" xmlns:w16sdtfl="http://schemas.microsoft.com/office/word/2024/wordml/sdtformatlock" xmlns:w16se="http://schemas.microsoft.com/office/word/2015/wordml/symex" xmlns:wpg="http://schemas.microsoft.com/office/word/2010/wordprocessingGroup" xmlns:wpi="http://schemas.microsoft.com/office/word/2010/wordprocessingInk" xmlns:wne="http://schemas.microsoft.com/office/word/2006/wordml" xmlns:wps="http://schemas.microsoft.com/office/word/2010/wordprocessingShape" mc:Ignorable="w14 w15 w16se w16cid w16 w16cex w16sdtdh w16sdtfl w16du wp14">
   <w:abstractNum w:abstractNumId="0" w15:restartNumberingAfterBreak="0">
+    <w:nsid w:val="0F487F3A"/>
+    <w:multiLevelType w:val="hybridMultilevel"/>
+    <w:tmpl w:val="4B9E73D4"/>
+    <w:lvl w:ilvl="0" w:tplc="40090001">
+      <w:start w:val="1"/>
+      <w:numFmt w:val="bullet"/>
+      <w:lvlText w:val=""/>
+      <w:lvlJc w:val="left"/>
+      <w:pPr>
+        <w:ind w:left="1440" w:hanging="360"/>
+      </w:pPr>
+      <w:rPr>
+        <w:rFonts w:ascii="Symbol" w:hAnsi="Symbol" w:hint="default"/>
+      </w:rPr>
+    </w:lvl>
+    <w:lvl w:ilvl="1" w:tplc="40090003" w:tentative="1">
+      <w:start w:val="1"/>
+      <w:numFmt w:val="bullet"/>
+      <w:lvlText w:val="o"/>
+      <w:lvlJc w:val="left"/>
+      <w:pPr>
+        <w:ind w:left="2160" w:hanging="360"/>
+      </w:pPr>
+      <w:rPr>
+        <w:rFonts w:ascii="Courier New" w:hAnsi="Courier New" w:cs="Courier New" w:hint="default"/>
+      </w:rPr>
+    </w:lvl>
+    <w:lvl w:ilvl="2" w:tplc="40090005" w:tentative="1">
+      <w:start w:val="1"/>
+      <w:numFmt w:val="bullet"/>
+      <w:lvlText w:val=""/>
+      <w:lvlJc w:val="left"/>
+      <w:pPr>
+        <w:ind w:left="2880" w:hanging="360"/>
+      </w:pPr>
+      <w:rPr>
+        <w:rFonts w:ascii="Wingdings" w:hAnsi="Wingdings" w:hint="default"/>
+      </w:rPr>
+    </w:lvl>
+    <w:lvl w:ilvl="3" w:tplc="40090001" w:tentative="1">
+      <w:start w:val="1"/>
+      <w:numFmt w:val="bullet"/>
+      <w:lvlText w:val=""/>
+      <w:lvlJc w:val="left"/>
+      <w:pPr>
+        <w:ind w:left="3600" w:hanging="360"/>
+      </w:pPr>
+      <w:rPr>
+        <w:rFonts w:ascii="Symbol" w:hAnsi="Symbol" w:hint="default"/>
+      </w:rPr>
+    </w:lvl>
+    <w:lvl w:ilvl="4" w:tplc="40090003" w:tentative="1">
+      <w:start w:val="1"/>
+      <w:numFmt w:val="bullet"/>
+      <w:lvlText w:val="o"/>
+      <w:lvlJc w:val="left"/>
+      <w:pPr>
+        <w:ind w:left="4320" w:hanging="360"/>
+      </w:pPr>
+      <w:rPr>
+        <w:rFonts w:ascii="Courier New" w:hAnsi="Courier New" w:cs="Courier New" w:hint="default"/>
+      </w:rPr>
+    </w:lvl>
+    <w:lvl w:ilvl="5" w:tplc="40090005" w:tentative="1">
+      <w:start w:val="1"/>
+      <w:numFmt w:val="bullet"/>
+      <w:lvlText w:val=""/>
+      <w:lvlJc w:val="left"/>
+      <w:pPr>
+        <w:ind w:left="5040" w:hanging="360"/>
+      </w:pPr>
+      <w:rPr>
+        <w:rFonts w:ascii="Wingdings" w:hAnsi="Wingdings" w:hint="default"/>
+      </w:rPr>
+    </w:lvl>
+    <w:lvl w:ilvl="6" w:tplc="40090001" w:tentative="1">
+      <w:start w:val="1"/>
+      <w:numFmt w:val="bullet"/>
+      <w:lvlText w:val=""/>
+      <w:lvlJc w:val="left"/>
+      <w:pPr>
+        <w:ind w:left="5760" w:hanging="360"/>
+      </w:pPr>
+      <w:rPr>
+        <w:rFonts w:ascii="Symbol" w:hAnsi="Symbol" w:hint="default"/>
+      </w:rPr>
+    </w:lvl>
+    <w:lvl w:ilvl="7" w:tplc="40090003" w:tentative="1">
+      <w:start w:val="1"/>
+      <w:numFmt w:val="bullet"/>
+      <w:lvlText w:val="o"/>
+      <w:lvlJc w:val="left"/>
+      <w:pPr>
+        <w:ind w:left="6480" w:hanging="360"/>
+      </w:pPr>
+      <w:rPr>
+        <w:rFonts w:ascii="Courier New" w:hAnsi="Courier New" w:cs="Courier New" w:hint="default"/>
+      </w:rPr>
+    </w:lvl>
+    <w:lvl w:ilvl="8" w:tplc="40090005" w:tentative="1">
+      <w:start w:val="1"/>
+      <w:numFmt w:val="bullet"/>
+      <w:lvlText w:val=""/>
+      <w:lvlJc w:val="left"/>
+      <w:pPr>
+        <w:ind w:left="7200" w:hanging="360"/>
+      </w:pPr>
+      <w:rPr>
+        <w:rFonts w:ascii="Wingdings" w:hAnsi="Wingdings" w:hint="default"/>
+      </w:rPr>
+    </w:lvl>
+  </w:abstractNum>
+  <w:abstractNum w:abstractNumId="1" w15:restartNumberingAfterBreak="0">
+    <w:nsid w:val="228C11B6"/>
+    <w:multiLevelType w:val="hybridMultilevel"/>
+    <w:tmpl w:val="3EF49D08"/>
+    <w:lvl w:ilvl="0" w:tplc="40090001">
+      <w:start w:val="1"/>
+      <w:numFmt w:val="bullet"/>
+      <w:lvlText w:val=""/>
+      <w:lvlJc w:val="left"/>
+      <w:pPr>
+        <w:ind w:left="1440" w:hanging="360"/>
+      </w:pPr>
+      <w:rPr>
+        <w:rFonts w:ascii="Symbol" w:hAnsi="Symbol" w:hint="default"/>
+      </w:rPr>
+    </w:lvl>
+    <w:lvl w:ilvl="1" w:tplc="40090003" w:tentative="1">
+      <w:start w:val="1"/>
+      <w:numFmt w:val="bullet"/>
+      <w:lvlText w:val="o"/>
+      <w:lvlJc w:val="left"/>
+      <w:pPr>
+        <w:ind w:left="2160" w:hanging="360"/>
+      </w:pPr>
+      <w:rPr>
+        <w:rFonts w:ascii="Courier New" w:hAnsi="Courier New" w:cs="Courier New" w:hint="default"/>
+      </w:rPr>
+    </w:lvl>
+    <w:lvl w:ilvl="2" w:tplc="40090005" w:tentative="1">
+      <w:start w:val="1"/>
+      <w:numFmt w:val="bullet"/>
+      <w:lvlText w:val=""/>
+      <w:lvlJc w:val="left"/>
+      <w:pPr>
+        <w:ind w:left="2880" w:hanging="360"/>
+      </w:pPr>
+      <w:rPr>
+        <w:rFonts w:ascii="Wingdings" w:hAnsi="Wingdings" w:hint="default"/>
+      </w:rPr>
+    </w:lvl>
+    <w:lvl w:ilvl="3" w:tplc="40090001" w:tentative="1">
+      <w:start w:val="1"/>
+      <w:numFmt w:val="bullet"/>
+      <w:lvlText w:val=""/>
+      <w:lvlJc w:val="left"/>
+      <w:pPr>
+        <w:ind w:left="3600" w:hanging="360"/>
+      </w:pPr>
+      <w:rPr>
+        <w:rFonts w:ascii="Symbol" w:hAnsi="Symbol" w:hint="default"/>
+      </w:rPr>
+    </w:lvl>
+    <w:lvl w:ilvl="4" w:tplc="40090003" w:tentative="1">
+      <w:start w:val="1"/>
+      <w:numFmt w:val="bullet"/>
+      <w:lvlText w:val="o"/>
+      <w:lvlJc w:val="left"/>
+      <w:pPr>
+        <w:ind w:left="4320" w:hanging="360"/>
+      </w:pPr>
+      <w:rPr>
+        <w:rFonts w:ascii="Courier New" w:hAnsi="Courier New" w:cs="Courier New" w:hint="default"/>
+      </w:rPr>
+    </w:lvl>
+    <w:lvl w:ilvl="5" w:tplc="40090005" w:tentative="1">
+      <w:start w:val="1"/>
+      <w:numFmt w:val="bullet"/>
+      <w:lvlText w:val=""/>
+      <w:lvlJc w:val="left"/>
+      <w:pPr>
+        <w:ind w:left="5040" w:hanging="360"/>
+      </w:pPr>
+      <w:rPr>
+        <w:rFonts w:ascii="Wingdings" w:hAnsi="Wingdings" w:hint="default"/>
+      </w:rPr>
+    </w:lvl>
+    <w:lvl w:ilvl="6" w:tplc="40090001" w:tentative="1">
+      <w:start w:val="1"/>
+      <w:numFmt w:val="bullet"/>
+      <w:lvlText w:val=""/>
+      <w:lvlJc w:val="left"/>
+      <w:pPr>
+        <w:ind w:left="5760" w:hanging="360"/>
+      </w:pPr>
+      <w:rPr>
+        <w:rFonts w:ascii="Symbol" w:hAnsi="Symbol" w:hint="default"/>
+      </w:rPr>
+    </w:lvl>
+    <w:lvl w:ilvl="7" w:tplc="40090003" w:tentative="1">
+      <w:start w:val="1"/>
+      <w:numFmt w:val="bullet"/>
+      <w:lvlText w:val="o"/>
+      <w:lvlJc w:val="left"/>
+      <w:pPr>
+        <w:ind w:left="6480" w:hanging="360"/>
+      </w:pPr>
+      <w:rPr>
+        <w:rFonts w:ascii="Courier New" w:hAnsi="Courier New" w:cs="Courier New" w:hint="default"/>
+      </w:rPr>
+    </w:lvl>
+    <w:lvl w:ilvl="8" w:tplc="40090005" w:tentative="1">
+      <w:start w:val="1"/>
+      <w:numFmt w:val="bullet"/>
+      <w:lvlText w:val=""/>
+      <w:lvlJc w:val="left"/>
+      <w:pPr>
+        <w:ind w:left="7200" w:hanging="360"/>
+      </w:pPr>
+      <w:rPr>
+        <w:rFonts w:ascii="Wingdings" w:hAnsi="Wingdings" w:hint="default"/>
+      </w:rPr>
+    </w:lvl>
+  </w:abstractNum>
+  <w:abstractNum w:abstractNumId="2" w15:restartNumberingAfterBreak="0">
+    <w:nsid w:val="36E06368"/>
+    <w:multiLevelType w:val="hybridMultilevel"/>
+    <w:tmpl w:val="C10C9810"/>
+    <w:lvl w:ilvl="0" w:tplc="40090001">
+      <w:start w:val="1"/>
+      <w:numFmt w:val="bullet"/>
+      <w:lvlText w:val=""/>
+      <w:lvlJc w:val="left"/>
+      <w:pPr>
+        <w:ind w:left="1444" w:hanging="360"/>
+      </w:pPr>
+      <w:rPr>
+        <w:rFonts w:ascii="Symbol" w:hAnsi="Symbol" w:hint="default"/>
+      </w:rPr>
+    </w:lvl>
+    <w:lvl w:ilvl="1" w:tplc="40090003" w:tentative="1">
+      <w:start w:val="1"/>
+      <w:numFmt w:val="bullet"/>
+      <w:lvlText w:val="o"/>
+      <w:lvlJc w:val="left"/>
+      <w:pPr>
+        <w:ind w:left="2164" w:hanging="360"/>
+      </w:pPr>
+      <w:rPr>
+        <w:rFonts w:ascii="Courier New" w:hAnsi="Courier New" w:cs="Courier New" w:hint="default"/>
+      </w:rPr>
+    </w:lvl>
+    <w:lvl w:ilvl="2" w:tplc="40090005" w:tentative="1">
+      <w:start w:val="1"/>
+      <w:numFmt w:val="bullet"/>
+      <w:lvlText w:val=""/>
+      <w:lvlJc w:val="left"/>
+      <w:pPr>
+        <w:ind w:left="2884" w:hanging="360"/>
+      </w:pPr>
+      <w:rPr>
+        <w:rFonts w:ascii="Wingdings" w:hAnsi="Wingdings" w:hint="default"/>
+      </w:rPr>
+    </w:lvl>
+    <w:lvl w:ilvl="3" w:tplc="40090001" w:tentative="1">
+      <w:start w:val="1"/>
+      <w:numFmt w:val="bullet"/>
+      <w:lvlText w:val=""/>
+      <w:lvlJc w:val="left"/>
+      <w:pPr>
+        <w:ind w:left="3604" w:hanging="360"/>
+      </w:pPr>
+      <w:rPr>
+        <w:rFonts w:ascii="Symbol" w:hAnsi="Symbol" w:hint="default"/>
+      </w:rPr>
+    </w:lvl>
+    <w:lvl w:ilvl="4" w:tplc="40090003" w:tentative="1">
+      <w:start w:val="1"/>
+      <w:numFmt w:val="bullet"/>
+      <w:lvlText w:val="o"/>
+      <w:lvlJc w:val="left"/>
+      <w:pPr>
+        <w:ind w:left="4324" w:hanging="360"/>
+      </w:pPr>
+      <w:rPr>
+        <w:rFonts w:ascii="Courier New" w:hAnsi="Courier New" w:cs="Courier New" w:hint="default"/>
+      </w:rPr>
+    </w:lvl>
+    <w:lvl w:ilvl="5" w:tplc="40090005" w:tentative="1">
+      <w:start w:val="1"/>
+      <w:numFmt w:val="bullet"/>
+      <w:lvlText w:val=""/>
+      <w:lvlJc w:val="left"/>
+      <w:pPr>
+        <w:ind w:left="5044" w:hanging="360"/>
+      </w:pPr>
+      <w:rPr>
+        <w:rFonts w:ascii="Wingdings" w:hAnsi="Wingdings" w:hint="default"/>
+      </w:rPr>
+    </w:lvl>
+    <w:lvl w:ilvl="6" w:tplc="40090001" w:tentative="1">
+      <w:start w:val="1"/>
+      <w:numFmt w:val="bullet"/>
+      <w:lvlText w:val=""/>
+      <w:lvlJc w:val="left"/>
+      <w:pPr>
+        <w:ind w:left="5764" w:hanging="360"/>
+      </w:pPr>
+      <w:rPr>
+        <w:rFonts w:ascii="Symbol" w:hAnsi="Symbol" w:hint="default"/>
+      </w:rPr>
+    </w:lvl>
+    <w:lvl w:ilvl="7" w:tplc="40090003" w:tentative="1">
+      <w:start w:val="1"/>
+      <w:numFmt w:val="bullet"/>
+      <w:lvlText w:val="o"/>
+      <w:lvlJc w:val="left"/>
+      <w:pPr>
+        <w:ind w:left="6484" w:hanging="360"/>
+      </w:pPr>
+      <w:rPr>
+        <w:rFonts w:ascii="Courier New" w:hAnsi="Courier New" w:cs="Courier New" w:hint="default"/>
+      </w:rPr>
+    </w:lvl>
+    <w:lvl w:ilvl="8" w:tplc="40090005" w:tentative="1">
+      <w:start w:val="1"/>
+      <w:numFmt w:val="bullet"/>
+      <w:lvlText w:val=""/>
+      <w:lvlJc w:val="left"/>
+      <w:pPr>
+        <w:ind w:left="7204" w:hanging="360"/>
+      </w:pPr>
+      <w:rPr>
+        <w:rFonts w:ascii="Wingdings" w:hAnsi="Wingdings" w:hint="default"/>
+      </w:rPr>
+    </w:lvl>
+  </w:abstractNum>
+  <w:abstractNum w:abstractNumId="3" w15:restartNumberingAfterBreak="0">
+    <w:nsid w:val="3D301A31"/>
+    <w:multiLevelType w:val="hybridMultilevel"/>
+    <w:tmpl w:val="56D4814C"/>
+    <w:lvl w:ilvl="0" w:tplc="40090001">
+      <w:start w:val="1"/>
+      <w:numFmt w:val="bullet"/>
+      <w:lvlText w:val=""/>
+      <w:lvlJc w:val="left"/>
+      <w:pPr>
+        <w:ind w:left="1440" w:hanging="360"/>
+      </w:pPr>
+      <w:rPr>
+        <w:rFonts w:ascii="Symbol" w:hAnsi="Symbol" w:hint="default"/>
+      </w:rPr>
+    </w:lvl>
+    <w:lvl w:ilvl="1" w:tplc="40090003">
+      <w:start w:val="1"/>
+      <w:numFmt w:val="bullet"/>
+      <w:lvlText w:val="o"/>
+      <w:lvlJc w:val="left"/>
+      <w:pPr>
+        <w:ind w:left="2160" w:hanging="360"/>
+      </w:pPr>
+      <w:rPr>
+        <w:rFonts w:ascii="Courier New" w:hAnsi="Courier New" w:cs="Courier New" w:hint="default"/>
+      </w:rPr>
+    </w:lvl>
+    <w:lvl w:ilvl="2" w:tplc="40090005" w:tentative="1">
+      <w:start w:val="1"/>
+      <w:numFmt w:val="bullet"/>
+      <w:lvlText w:val=""/>
+      <w:lvlJc w:val="left"/>
+      <w:pPr>
+        <w:ind w:left="2880" w:hanging="360"/>
+      </w:pPr>
+      <w:rPr>
+        <w:rFonts w:ascii="Wingdings" w:hAnsi="Wingdings" w:hint="default"/>
+      </w:rPr>
+    </w:lvl>
+    <w:lvl w:ilvl="3" w:tplc="40090001" w:tentative="1">
+      <w:start w:val="1"/>
+      <w:numFmt w:val="bullet"/>
+      <w:lvlText w:val=""/>
+      <w:lvlJc w:val="left"/>
+      <w:pPr>
+        <w:ind w:left="3600" w:hanging="360"/>
+      </w:pPr>
+      <w:rPr>
+        <w:rFonts w:ascii="Symbol" w:hAnsi="Symbol" w:hint="default"/>
+      </w:rPr>
+    </w:lvl>
+    <w:lvl w:ilvl="4" w:tplc="40090003" w:tentative="1">
+      <w:start w:val="1"/>
+      <w:numFmt w:val="bullet"/>
+      <w:lvlText w:val="o"/>
+      <w:lvlJc w:val="left"/>
+      <w:pPr>
+        <w:ind w:left="4320" w:hanging="360"/>
+      </w:pPr>
+      <w:rPr>
+        <w:rFonts w:ascii="Courier New" w:hAnsi="Courier New" w:cs="Courier New" w:hint="default"/>
+      </w:rPr>
+    </w:lvl>
+    <w:lvl w:ilvl="5" w:tplc="40090005" w:tentative="1">
+      <w:start w:val="1"/>
+      <w:numFmt w:val="bullet"/>
+      <w:lvlText w:val=""/>
+      <w:lvlJc w:val="left"/>
+      <w:pPr>
+        <w:ind w:left="5040" w:hanging="360"/>
+      </w:pPr>
+      <w:rPr>
+        <w:rFonts w:ascii="Wingdings" w:hAnsi="Wingdings" w:hint="default"/>
+      </w:rPr>
+    </w:lvl>
+    <w:lvl w:ilvl="6" w:tplc="40090001" w:tentative="1">
+      <w:start w:val="1"/>
+      <w:numFmt w:val="bullet"/>
+      <w:lvlText w:val=""/>
+      <w:lvlJc w:val="left"/>
+      <w:pPr>
+        <w:ind w:left="5760" w:hanging="360"/>
+      </w:pPr>
+      <w:rPr>
+        <w:rFonts w:ascii="Symbol" w:hAnsi="Symbol" w:hint="default"/>
+      </w:rPr>
+    </w:lvl>
+    <w:lvl w:ilvl="7" w:tplc="40090003" w:tentative="1">
+      <w:start w:val="1"/>
+      <w:numFmt w:val="bullet"/>
+      <w:lvlText w:val="o"/>
+      <w:lvlJc w:val="left"/>
+      <w:pPr>
+        <w:ind w:left="6480" w:hanging="360"/>
+      </w:pPr>
+      <w:rPr>
+        <w:rFonts w:ascii="Courier New" w:hAnsi="Courier New" w:cs="Courier New" w:hint="default"/>
+      </w:rPr>
+    </w:lvl>
+    <w:lvl w:ilvl="8" w:tplc="40090005" w:tentative="1">
+      <w:start w:val="1"/>
+      <w:numFmt w:val="bullet"/>
+      <w:lvlText w:val=""/>
+      <w:lvlJc w:val="left"/>
+      <w:pPr>
+        <w:ind w:left="7200" w:hanging="360"/>
+      </w:pPr>
+      <w:rPr>
+        <w:rFonts w:ascii="Wingdings" w:hAnsi="Wingdings" w:hint="default"/>
+      </w:rPr>
+    </w:lvl>
+  </w:abstractNum>
+  <w:abstractNum w:abstractNumId="4" w15:restartNumberingAfterBreak="0">
     <w:nsid w:val="3E312E0E"/>
     <w:multiLevelType w:val="hybridMultilevel"/>
     <w:tmpl w:val="FBE63FA2"/>
@@ -247,7 +2572,346 @@
       </w:rPr>
     </w:lvl>
   </w:abstractNum>
-  <w:abstractNum w:abstractNumId="1" w15:restartNumberingAfterBreak="0">
+  <w:abstractNum w:abstractNumId="5" w15:restartNumberingAfterBreak="0">
+    <w:nsid w:val="4A877364"/>
+    <w:multiLevelType w:val="hybridMultilevel"/>
+    <w:tmpl w:val="36360A28"/>
+    <w:lvl w:ilvl="0" w:tplc="40090001">
+      <w:start w:val="1"/>
+      <w:numFmt w:val="bullet"/>
+      <w:lvlText w:val=""/>
+      <w:lvlJc w:val="left"/>
+      <w:pPr>
+        <w:ind w:left="1440" w:hanging="360"/>
+      </w:pPr>
+      <w:rPr>
+        <w:rFonts w:ascii="Symbol" w:hAnsi="Symbol" w:hint="default"/>
+      </w:rPr>
+    </w:lvl>
+    <w:lvl w:ilvl="1" w:tplc="40090003" w:tentative="1">
+      <w:start w:val="1"/>
+      <w:numFmt w:val="bullet"/>
+      <w:lvlText w:val="o"/>
+      <w:lvlJc w:val="left"/>
+      <w:pPr>
+        <w:ind w:left="2160" w:hanging="360"/>
+      </w:pPr>
+      <w:rPr>
+        <w:rFonts w:ascii="Courier New" w:hAnsi="Courier New" w:cs="Courier New" w:hint="default"/>
+      </w:rPr>
+    </w:lvl>
+    <w:lvl w:ilvl="2" w:tplc="40090005" w:tentative="1">
+      <w:start w:val="1"/>
+      <w:numFmt w:val="bullet"/>
+      <w:lvlText w:val=""/>
+      <w:lvlJc w:val="left"/>
+      <w:pPr>
+        <w:ind w:left="2880" w:hanging="360"/>
+      </w:pPr>
+      <w:rPr>
+        <w:rFonts w:ascii="Wingdings" w:hAnsi="Wingdings" w:hint="default"/>
+      </w:rPr>
+    </w:lvl>
+    <w:lvl w:ilvl="3" w:tplc="40090001" w:tentative="1">
+      <w:start w:val="1"/>
+      <w:numFmt w:val="bullet"/>
+      <w:lvlText w:val=""/>
+      <w:lvlJc w:val="left"/>
+      <w:pPr>
+        <w:ind w:left="3600" w:hanging="360"/>
+      </w:pPr>
+      <w:rPr>
+        <w:rFonts w:ascii="Symbol" w:hAnsi="Symbol" w:hint="default"/>
+      </w:rPr>
+    </w:lvl>
+    <w:lvl w:ilvl="4" w:tplc="40090003" w:tentative="1">
+      <w:start w:val="1"/>
+      <w:numFmt w:val="bullet"/>
+      <w:lvlText w:val="o"/>
+      <w:lvlJc w:val="left"/>
+      <w:pPr>
+        <w:ind w:left="4320" w:hanging="360"/>
+      </w:pPr>
+      <w:rPr>
+        <w:rFonts w:ascii="Courier New" w:hAnsi="Courier New" w:cs="Courier New" w:hint="default"/>
+      </w:rPr>
+    </w:lvl>
+    <w:lvl w:ilvl="5" w:tplc="40090005" w:tentative="1">
+      <w:start w:val="1"/>
+      <w:numFmt w:val="bullet"/>
+      <w:lvlText w:val=""/>
+      <w:lvlJc w:val="left"/>
+      <w:pPr>
+        <w:ind w:left="5040" w:hanging="360"/>
+      </w:pPr>
+      <w:rPr>
+        <w:rFonts w:ascii="Wingdings" w:hAnsi="Wingdings" w:hint="default"/>
+      </w:rPr>
+    </w:lvl>
+    <w:lvl w:ilvl="6" w:tplc="40090001" w:tentative="1">
+      <w:start w:val="1"/>
+      <w:numFmt w:val="bullet"/>
+      <w:lvlText w:val=""/>
+      <w:lvlJc w:val="left"/>
+      <w:pPr>
+        <w:ind w:left="5760" w:hanging="360"/>
+      </w:pPr>
+      <w:rPr>
+        <w:rFonts w:ascii="Symbol" w:hAnsi="Symbol" w:hint="default"/>
+      </w:rPr>
+    </w:lvl>
+    <w:lvl w:ilvl="7" w:tplc="40090003" w:tentative="1">
+      <w:start w:val="1"/>
+      <w:numFmt w:val="bullet"/>
+      <w:lvlText w:val="o"/>
+      <w:lvlJc w:val="left"/>
+      <w:pPr>
+        <w:ind w:left="6480" w:hanging="360"/>
+      </w:pPr>
+      <w:rPr>
+        <w:rFonts w:ascii="Courier New" w:hAnsi="Courier New" w:cs="Courier New" w:hint="default"/>
+      </w:rPr>
+    </w:lvl>
+    <w:lvl w:ilvl="8" w:tplc="40090005" w:tentative="1">
+      <w:start w:val="1"/>
+      <w:numFmt w:val="bullet"/>
+      <w:lvlText w:val=""/>
+      <w:lvlJc w:val="left"/>
+      <w:pPr>
+        <w:ind w:left="7200" w:hanging="360"/>
+      </w:pPr>
+      <w:rPr>
+        <w:rFonts w:ascii="Wingdings" w:hAnsi="Wingdings" w:hint="default"/>
+      </w:rPr>
+    </w:lvl>
+  </w:abstractNum>
+  <w:abstractNum w:abstractNumId="6" w15:restartNumberingAfterBreak="0">
+    <w:nsid w:val="62BD33BD"/>
+    <w:multiLevelType w:val="hybridMultilevel"/>
+    <w:tmpl w:val="4886B83A"/>
+    <w:lvl w:ilvl="0" w:tplc="40090001">
+      <w:start w:val="1"/>
+      <w:numFmt w:val="bullet"/>
+      <w:lvlText w:val=""/>
+      <w:lvlJc w:val="left"/>
+      <w:pPr>
+        <w:ind w:left="1440" w:hanging="360"/>
+      </w:pPr>
+      <w:rPr>
+        <w:rFonts w:ascii="Symbol" w:hAnsi="Symbol" w:hint="default"/>
+      </w:rPr>
+    </w:lvl>
+    <w:lvl w:ilvl="1" w:tplc="40090003" w:tentative="1">
+      <w:start w:val="1"/>
+      <w:numFmt w:val="bullet"/>
+      <w:lvlText w:val="o"/>
+      <w:lvlJc w:val="left"/>
+      <w:pPr>
+        <w:ind w:left="2160" w:hanging="360"/>
+      </w:pPr>
+      <w:rPr>
+        <w:rFonts w:ascii="Courier New" w:hAnsi="Courier New" w:cs="Courier New" w:hint="default"/>
+      </w:rPr>
+    </w:lvl>
+    <w:lvl w:ilvl="2" w:tplc="40090005" w:tentative="1">
+      <w:start w:val="1"/>
+      <w:numFmt w:val="bullet"/>
+      <w:lvlText w:val=""/>
+      <w:lvlJc w:val="left"/>
+      <w:pPr>
+        <w:ind w:left="2880" w:hanging="360"/>
+      </w:pPr>
+      <w:rPr>
+        <w:rFonts w:ascii="Wingdings" w:hAnsi="Wingdings" w:hint="default"/>
+      </w:rPr>
+    </w:lvl>
+    <w:lvl w:ilvl="3" w:tplc="40090001" w:tentative="1">
+      <w:start w:val="1"/>
+      <w:numFmt w:val="bullet"/>
+      <w:lvlText w:val=""/>
+      <w:lvlJc w:val="left"/>
+      <w:pPr>
+        <w:ind w:left="3600" w:hanging="360"/>
+      </w:pPr>
+      <w:rPr>
+        <w:rFonts w:ascii="Symbol" w:hAnsi="Symbol" w:hint="default"/>
+      </w:rPr>
+    </w:lvl>
+    <w:lvl w:ilvl="4" w:tplc="40090003" w:tentative="1">
+      <w:start w:val="1"/>
+      <w:numFmt w:val="bullet"/>
+      <w:lvlText w:val="o"/>
+      <w:lvlJc w:val="left"/>
+      <w:pPr>
+        <w:ind w:left="4320" w:hanging="360"/>
+      </w:pPr>
+      <w:rPr>
+        <w:rFonts w:ascii="Courier New" w:hAnsi="Courier New" w:cs="Courier New" w:hint="default"/>
+      </w:rPr>
+    </w:lvl>
+    <w:lvl w:ilvl="5" w:tplc="40090005" w:tentative="1">
+      <w:start w:val="1"/>
+      <w:numFmt w:val="bullet"/>
+      <w:lvlText w:val=""/>
+      <w:lvlJc w:val="left"/>
+      <w:pPr>
+        <w:ind w:left="5040" w:hanging="360"/>
+      </w:pPr>
+      <w:rPr>
+        <w:rFonts w:ascii="Wingdings" w:hAnsi="Wingdings" w:hint="default"/>
+      </w:rPr>
+    </w:lvl>
+    <w:lvl w:ilvl="6" w:tplc="40090001" w:tentative="1">
+      <w:start w:val="1"/>
+      <w:numFmt w:val="bullet"/>
+      <w:lvlText w:val=""/>
+      <w:lvlJc w:val="left"/>
+      <w:pPr>
+        <w:ind w:left="5760" w:hanging="360"/>
+      </w:pPr>
+      <w:rPr>
+        <w:rFonts w:ascii="Symbol" w:hAnsi="Symbol" w:hint="default"/>
+      </w:rPr>
+    </w:lvl>
+    <w:lvl w:ilvl="7" w:tplc="40090003" w:tentative="1">
+      <w:start w:val="1"/>
+      <w:numFmt w:val="bullet"/>
+      <w:lvlText w:val="o"/>
+      <w:lvlJc w:val="left"/>
+      <w:pPr>
+        <w:ind w:left="6480" w:hanging="360"/>
+      </w:pPr>
+      <w:rPr>
+        <w:rFonts w:ascii="Courier New" w:hAnsi="Courier New" w:cs="Courier New" w:hint="default"/>
+      </w:rPr>
+    </w:lvl>
+    <w:lvl w:ilvl="8" w:tplc="40090005" w:tentative="1">
+      <w:start w:val="1"/>
+      <w:numFmt w:val="bullet"/>
+      <w:lvlText w:val=""/>
+      <w:lvlJc w:val="left"/>
+      <w:pPr>
+        <w:ind w:left="7200" w:hanging="360"/>
+      </w:pPr>
+      <w:rPr>
+        <w:rFonts w:ascii="Wingdings" w:hAnsi="Wingdings" w:hint="default"/>
+      </w:rPr>
+    </w:lvl>
+  </w:abstractNum>
+  <w:abstractNum w:abstractNumId="7" w15:restartNumberingAfterBreak="0">
+    <w:nsid w:val="676D0965"/>
+    <w:multiLevelType w:val="hybridMultilevel"/>
+    <w:tmpl w:val="1AEE5C18"/>
+    <w:lvl w:ilvl="0" w:tplc="40090001">
+      <w:start w:val="1"/>
+      <w:numFmt w:val="bullet"/>
+      <w:lvlText w:val=""/>
+      <w:lvlJc w:val="left"/>
+      <w:pPr>
+        <w:ind w:left="1440" w:hanging="360"/>
+      </w:pPr>
+      <w:rPr>
+        <w:rFonts w:ascii="Symbol" w:hAnsi="Symbol" w:hint="default"/>
+      </w:rPr>
+    </w:lvl>
+    <w:lvl w:ilvl="1" w:tplc="40090003" w:tentative="1">
+      <w:start w:val="1"/>
+      <w:numFmt w:val="bullet"/>
+      <w:lvlText w:val="o"/>
+      <w:lvlJc w:val="left"/>
+      <w:pPr>
+        <w:ind w:left="2160" w:hanging="360"/>
+      </w:pPr>
+      <w:rPr>
+        <w:rFonts w:ascii="Courier New" w:hAnsi="Courier New" w:cs="Courier New" w:hint="default"/>
+      </w:rPr>
+    </w:lvl>
+    <w:lvl w:ilvl="2" w:tplc="40090005" w:tentative="1">
+      <w:start w:val="1"/>
+      <w:numFmt w:val="bullet"/>
+      <w:lvlText w:val=""/>
+      <w:lvlJc w:val="left"/>
+      <w:pPr>
+        <w:ind w:left="2880" w:hanging="360"/>
+      </w:pPr>
+      <w:rPr>
+        <w:rFonts w:ascii="Wingdings" w:hAnsi="Wingdings" w:hint="default"/>
+      </w:rPr>
+    </w:lvl>
+    <w:lvl w:ilvl="3" w:tplc="40090001" w:tentative="1">
+      <w:start w:val="1"/>
+      <w:numFmt w:val="bullet"/>
+      <w:lvlText w:val=""/>
+      <w:lvlJc w:val="left"/>
+      <w:pPr>
+        <w:ind w:left="3600" w:hanging="360"/>
+      </w:pPr>
+      <w:rPr>
+        <w:rFonts w:ascii="Symbol" w:hAnsi="Symbol" w:hint="default"/>
+      </w:rPr>
+    </w:lvl>
+    <w:lvl w:ilvl="4" w:tplc="40090003" w:tentative="1">
+      <w:start w:val="1"/>
+      <w:numFmt w:val="bullet"/>
+      <w:lvlText w:val="o"/>
+      <w:lvlJc w:val="left"/>
+      <w:pPr>
+        <w:ind w:left="4320" w:hanging="360"/>
+      </w:pPr>
+      <w:rPr>
+        <w:rFonts w:ascii="Courier New" w:hAnsi="Courier New" w:cs="Courier New" w:hint="default"/>
+      </w:rPr>
+    </w:lvl>
+    <w:lvl w:ilvl="5" w:tplc="40090005" w:tentative="1">
+      <w:start w:val="1"/>
+      <w:numFmt w:val="bullet"/>
+      <w:lvlText w:val=""/>
+      <w:lvlJc w:val="left"/>
+      <w:pPr>
+        <w:ind w:left="5040" w:hanging="360"/>
+      </w:pPr>
+      <w:rPr>
+        <w:rFonts w:ascii="Wingdings" w:hAnsi="Wingdings" w:hint="default"/>
+      </w:rPr>
+    </w:lvl>
+    <w:lvl w:ilvl="6" w:tplc="40090001" w:tentative="1">
+      <w:start w:val="1"/>
+      <w:numFmt w:val="bullet"/>
+      <w:lvlText w:val=""/>
+      <w:lvlJc w:val="left"/>
+      <w:pPr>
+        <w:ind w:left="5760" w:hanging="360"/>
+      </w:pPr>
+      <w:rPr>
+        <w:rFonts w:ascii="Symbol" w:hAnsi="Symbol" w:hint="default"/>
+      </w:rPr>
+    </w:lvl>
+    <w:lvl w:ilvl="7" w:tplc="40090003" w:tentative="1">
+      <w:start w:val="1"/>
+      <w:numFmt w:val="bullet"/>
+      <w:lvlText w:val="o"/>
+      <w:lvlJc w:val="left"/>
+      <w:pPr>
+        <w:ind w:left="6480" w:hanging="360"/>
+      </w:pPr>
+      <w:rPr>
+        <w:rFonts w:ascii="Courier New" w:hAnsi="Courier New" w:cs="Courier New" w:hint="default"/>
+      </w:rPr>
+    </w:lvl>
+    <w:lvl w:ilvl="8" w:tplc="40090005" w:tentative="1">
+      <w:start w:val="1"/>
+      <w:numFmt w:val="bullet"/>
+      <w:lvlText w:val=""/>
+      <w:lvlJc w:val="left"/>
+      <w:pPr>
+        <w:ind w:left="7200" w:hanging="360"/>
+      </w:pPr>
+      <w:rPr>
+        <w:rFonts w:ascii="Wingdings" w:hAnsi="Wingdings" w:hint="default"/>
+      </w:rPr>
+    </w:lvl>
+  </w:abstractNum>
+  <w:abstractNum w:abstractNumId="8" w15:restartNumberingAfterBreak="0">
     <w:nsid w:val="748E4F9D"/>
     <w:multiLevelType w:val="multilevel"/>
     <w:tmpl w:val="FDFE9D4E"/>
@@ -396,7 +3060,7 @@
       </w:rPr>
     </w:lvl>
   </w:abstractNum>
-  <w:abstractNum w:abstractNumId="2" w15:restartNumberingAfterBreak="0">
+  <w:abstractNum w:abstractNumId="9" w15:restartNumberingAfterBreak="0">
     <w:nsid w:val="79D40B64"/>
     <w:multiLevelType w:val="multilevel"/>
     <w:tmpl w:val="4852E744"/>
@@ -545,14 +3209,151 @@
       </w:rPr>
     </w:lvl>
   </w:abstractNum>
+  <w:abstractNum w:abstractNumId="10" w15:restartNumberingAfterBreak="0">
+    <w:nsid w:val="7FC61590"/>
+    <w:multiLevelType w:val="hybridMultilevel"/>
+    <w:tmpl w:val="ED6CD170"/>
+    <w:lvl w:ilvl="0" w:tplc="40090001">
+      <w:start w:val="1"/>
+      <w:numFmt w:val="bullet"/>
+      <w:lvlText w:val=""/>
+      <w:lvlJc w:val="left"/>
+      <w:pPr>
+        <w:ind w:left="1440" w:hanging="360"/>
+      </w:pPr>
+      <w:rPr>
+        <w:rFonts w:ascii="Symbol" w:hAnsi="Symbol" w:hint="default"/>
+      </w:rPr>
+    </w:lvl>
+    <w:lvl w:ilvl="1" w:tplc="40090003" w:tentative="1">
+      <w:start w:val="1"/>
+      <w:numFmt w:val="bullet"/>
+      <w:lvlText w:val="o"/>
+      <w:lvlJc w:val="left"/>
+      <w:pPr>
+        <w:ind w:left="2160" w:hanging="360"/>
+      </w:pPr>
+      <w:rPr>
+        <w:rFonts w:ascii="Courier New" w:hAnsi="Courier New" w:cs="Courier New" w:hint="default"/>
+      </w:rPr>
+    </w:lvl>
+    <w:lvl w:ilvl="2" w:tplc="40090005" w:tentative="1">
+      <w:start w:val="1"/>
+      <w:numFmt w:val="bullet"/>
+      <w:lvlText w:val=""/>
+      <w:lvlJc w:val="left"/>
+      <w:pPr>
+        <w:ind w:left="2880" w:hanging="360"/>
+      </w:pPr>
+      <w:rPr>
+        <w:rFonts w:ascii="Wingdings" w:hAnsi="Wingdings" w:hint="default"/>
+      </w:rPr>
+    </w:lvl>
+    <w:lvl w:ilvl="3" w:tplc="40090001" w:tentative="1">
+      <w:start w:val="1"/>
+      <w:numFmt w:val="bullet"/>
+      <w:lvlText w:val=""/>
+      <w:lvlJc w:val="left"/>
+      <w:pPr>
+        <w:ind w:left="3600" w:hanging="360"/>
+      </w:pPr>
+      <w:rPr>
+        <w:rFonts w:ascii="Symbol" w:hAnsi="Symbol" w:hint="default"/>
+      </w:rPr>
+    </w:lvl>
+    <w:lvl w:ilvl="4" w:tplc="40090003" w:tentative="1">
+      <w:start w:val="1"/>
+      <w:numFmt w:val="bullet"/>
+      <w:lvlText w:val="o"/>
+      <w:lvlJc w:val="left"/>
+      <w:pPr>
+        <w:ind w:left="4320" w:hanging="360"/>
+      </w:pPr>
+      <w:rPr>
+        <w:rFonts w:ascii="Courier New" w:hAnsi="Courier New" w:cs="Courier New" w:hint="default"/>
+      </w:rPr>
+    </w:lvl>
+    <w:lvl w:ilvl="5" w:tplc="40090005" w:tentative="1">
+      <w:start w:val="1"/>
+      <w:numFmt w:val="bullet"/>
+      <w:lvlText w:val=""/>
+      <w:lvlJc w:val="left"/>
+      <w:pPr>
+        <w:ind w:left="5040" w:hanging="360"/>
+      </w:pPr>
+      <w:rPr>
+        <w:rFonts w:ascii="Wingdings" w:hAnsi="Wingdings" w:hint="default"/>
+      </w:rPr>
+    </w:lvl>
+    <w:lvl w:ilvl="6" w:tplc="40090001" w:tentative="1">
+      <w:start w:val="1"/>
+      <w:numFmt w:val="bullet"/>
+      <w:lvlText w:val=""/>
+      <w:lvlJc w:val="left"/>
+      <w:pPr>
+        <w:ind w:left="5760" w:hanging="360"/>
+      </w:pPr>
+      <w:rPr>
+        <w:rFonts w:ascii="Symbol" w:hAnsi="Symbol" w:hint="default"/>
+      </w:rPr>
+    </w:lvl>
+    <w:lvl w:ilvl="7" w:tplc="40090003" w:tentative="1">
+      <w:start w:val="1"/>
+      <w:numFmt w:val="bullet"/>
+      <w:lvlText w:val="o"/>
+      <w:lvlJc w:val="left"/>
+      <w:pPr>
+        <w:ind w:left="6480" w:hanging="360"/>
+      </w:pPr>
+      <w:rPr>
+        <w:rFonts w:ascii="Courier New" w:hAnsi="Courier New" w:cs="Courier New" w:hint="default"/>
+      </w:rPr>
+    </w:lvl>
+    <w:lvl w:ilvl="8" w:tplc="40090005" w:tentative="1">
+      <w:start w:val="1"/>
+      <w:numFmt w:val="bullet"/>
+      <w:lvlText w:val=""/>
+      <w:lvlJc w:val="left"/>
+      <w:pPr>
+        <w:ind w:left="7200" w:hanging="360"/>
+      </w:pPr>
+      <w:rPr>
+        <w:rFonts w:ascii="Wingdings" w:hAnsi="Wingdings" w:hint="default"/>
+      </w:rPr>
+    </w:lvl>
+  </w:abstractNum>
   <w:num w:numId="1" w16cid:durableId="1732381919">
+    <w:abstractNumId w:val="9"/>
+  </w:num>
+  <w:num w:numId="2" w16cid:durableId="624389858">
+    <w:abstractNumId w:val="8"/>
+  </w:num>
+  <w:num w:numId="3" w16cid:durableId="1426656321">
+    <w:abstractNumId w:val="4"/>
+  </w:num>
+  <w:num w:numId="4" w16cid:durableId="2049987825">
+    <w:abstractNumId w:val="6"/>
+  </w:num>
+  <w:num w:numId="5" w16cid:durableId="1958174006">
+    <w:abstractNumId w:val="3"/>
+  </w:num>
+  <w:num w:numId="6" w16cid:durableId="2011911245">
+    <w:abstractNumId w:val="5"/>
+  </w:num>
+  <w:num w:numId="7" w16cid:durableId="1727996393">
+    <w:abstractNumId w:val="1"/>
+  </w:num>
+  <w:num w:numId="8" w16cid:durableId="1193499373">
+    <w:abstractNumId w:val="0"/>
+  </w:num>
+  <w:num w:numId="9" w16cid:durableId="1909269048">
+    <w:abstractNumId w:val="7"/>
+  </w:num>
+  <w:num w:numId="10" w16cid:durableId="92361794">
     <w:abstractNumId w:val="2"/>
   </w:num>
-  <w:num w:numId="2" w16cid:durableId="624389858">
-    <w:abstractNumId w:val="1"/>
-  </w:num>
-  <w:num w:numId="3" w16cid:durableId="1426656321">
-    <w:abstractNumId w:val="0"/>
+  <w:num w:numId="11" w16cid:durableId="508371385">
+    <w:abstractNumId w:val="10"/>
   </w:num>
 </w:numbering>
 </file>
@@ -1161,7 +3962,6 @@
   <w:style w:type="character" w:default="1" w:styleId="DefaultParagraphFont">
     <w:name w:val="Default Paragraph Font"/>
     <w:uiPriority w:val="1"/>
-    <w:semiHidden/>
     <w:unhideWhenUsed/>
   </w:style>
   <w:style w:type="table" w:default="1" w:styleId="TableNormal">
@@ -1474,6 +4274,129 @@
       <w:color w:val="0F4761" w:themeColor="accent1" w:themeShade="BF"/>
       <w:spacing w:val="5"/>
     </w:rPr>
+  </w:style>
+  <w:style w:type="paragraph" w:styleId="NormalWeb">
+    <w:name w:val="Normal (Web)"/>
+    <w:basedOn w:val="Normal"/>
+    <w:uiPriority w:val="99"/>
+    <w:semiHidden/>
+    <w:unhideWhenUsed/>
+    <w:rsid w:val="00572564"/>
+    <w:pPr>
+      <w:spacing w:before="100" w:beforeAutospacing="1" w:after="100" w:afterAutospacing="1" w:line="240" w:lineRule="auto"/>
+    </w:pPr>
+    <w:rPr>
+      <w:rFonts w:ascii="Times New Roman" w:eastAsia="Times New Roman" w:hAnsi="Times New Roman" w:cs="Times New Roman"/>
+      <w:kern w:val="0"/>
+      <w:lang w:eastAsia="en-IN"/>
+      <w14:ligatures w14:val="none"/>
+    </w:rPr>
+  </w:style>
+  <w:style w:type="table" w:styleId="GridTable5Dark-Accent4">
+    <w:name w:val="Grid Table 5 Dark Accent 4"/>
+    <w:basedOn w:val="TableNormal"/>
+    <w:uiPriority w:val="50"/>
+    <w:rsid w:val="001B3D96"/>
+    <w:pPr>
+      <w:spacing w:after="0" w:line="240" w:lineRule="auto"/>
+    </w:pPr>
+    <w:tblPr>
+      <w:tblStyleRowBandSize w:val="1"/>
+      <w:tblStyleColBandSize w:val="1"/>
+      <w:tblBorders>
+        <w:top w:val="single" w:sz="4" w:space="0" w:color="FFFFFF" w:themeColor="background1"/>
+        <w:left w:val="single" w:sz="4" w:space="0" w:color="FFFFFF" w:themeColor="background1"/>
+        <w:bottom w:val="single" w:sz="4" w:space="0" w:color="FFFFFF" w:themeColor="background1"/>
+        <w:right w:val="single" w:sz="4" w:space="0" w:color="FFFFFF" w:themeColor="background1"/>
+        <w:insideH w:val="single" w:sz="4" w:space="0" w:color="FFFFFF" w:themeColor="background1"/>
+        <w:insideV w:val="single" w:sz="4" w:space="0" w:color="FFFFFF" w:themeColor="background1"/>
+      </w:tblBorders>
+    </w:tblPr>
+    <w:tcPr>
+      <w:shd w:val="clear" w:color="auto" w:fill="CAEDFB" w:themeFill="accent4" w:themeFillTint="33"/>
+    </w:tcPr>
+    <w:tblStylePr w:type="firstRow">
+      <w:rPr>
+        <w:b/>
+        <w:bCs/>
+        <w:color w:val="FFFFFF" w:themeColor="background1"/>
+      </w:rPr>
+      <w:tblPr/>
+      <w:tcPr>
+        <w:tcBorders>
+          <w:top w:val="single" w:sz="4" w:space="0" w:color="FFFFFF" w:themeColor="background1"/>
+          <w:left w:val="single" w:sz="4" w:space="0" w:color="FFFFFF" w:themeColor="background1"/>
+          <w:right w:val="single" w:sz="4" w:space="0" w:color="FFFFFF" w:themeColor="background1"/>
+          <w:insideH w:val="nil"/>
+          <w:insideV w:val="nil"/>
+        </w:tcBorders>
+        <w:shd w:val="clear" w:color="auto" w:fill="0F9ED5" w:themeFill="accent4"/>
+      </w:tcPr>
+    </w:tblStylePr>
+    <w:tblStylePr w:type="lastRow">
+      <w:rPr>
+        <w:b/>
+        <w:bCs/>
+        <w:color w:val="FFFFFF" w:themeColor="background1"/>
+      </w:rPr>
+      <w:tblPr/>
+      <w:tcPr>
+        <w:tcBorders>
+          <w:left w:val="single" w:sz="4" w:space="0" w:color="FFFFFF" w:themeColor="background1"/>
+          <w:bottom w:val="single" w:sz="4" w:space="0" w:color="FFFFFF" w:themeColor="background1"/>
+          <w:right w:val="single" w:sz="4" w:space="0" w:color="FFFFFF" w:themeColor="background1"/>
+          <w:insideH w:val="nil"/>
+          <w:insideV w:val="nil"/>
+        </w:tcBorders>
+        <w:shd w:val="clear" w:color="auto" w:fill="0F9ED5" w:themeFill="accent4"/>
+      </w:tcPr>
+    </w:tblStylePr>
+    <w:tblStylePr w:type="firstCol">
+      <w:rPr>
+        <w:b/>
+        <w:bCs/>
+        <w:color w:val="FFFFFF" w:themeColor="background1"/>
+      </w:rPr>
+      <w:tblPr/>
+      <w:tcPr>
+        <w:tcBorders>
+          <w:top w:val="single" w:sz="4" w:space="0" w:color="FFFFFF" w:themeColor="background1"/>
+          <w:left w:val="single" w:sz="4" w:space="0" w:color="FFFFFF" w:themeColor="background1"/>
+          <w:bottom w:val="single" w:sz="4" w:space="0" w:color="FFFFFF" w:themeColor="background1"/>
+          <w:insideV w:val="nil"/>
+        </w:tcBorders>
+        <w:shd w:val="clear" w:color="auto" w:fill="0F9ED5" w:themeFill="accent4"/>
+      </w:tcPr>
+    </w:tblStylePr>
+    <w:tblStylePr w:type="lastCol">
+      <w:rPr>
+        <w:b/>
+        <w:bCs/>
+        <w:color w:val="FFFFFF" w:themeColor="background1"/>
+      </w:rPr>
+      <w:tblPr/>
+      <w:tcPr>
+        <w:tcBorders>
+          <w:top w:val="single" w:sz="4" w:space="0" w:color="FFFFFF" w:themeColor="background1"/>
+          <w:bottom w:val="single" w:sz="4" w:space="0" w:color="FFFFFF" w:themeColor="background1"/>
+          <w:right w:val="single" w:sz="4" w:space="0" w:color="FFFFFF" w:themeColor="background1"/>
+          <w:insideV w:val="nil"/>
+        </w:tcBorders>
+        <w:shd w:val="clear" w:color="auto" w:fill="0F9ED5" w:themeFill="accent4"/>
+      </w:tcPr>
+    </w:tblStylePr>
+    <w:tblStylePr w:type="band1Vert">
+      <w:tblPr/>
+      <w:tcPr>
+        <w:shd w:val="clear" w:color="auto" w:fill="95DCF7" w:themeFill="accent4" w:themeFillTint="66"/>
+      </w:tcPr>
+    </w:tblStylePr>
+    <w:tblStylePr w:type="band1Horz">
+      <w:tblPr/>
+      <w:tcPr>
+        <w:shd w:val="clear" w:color="auto" w:fill="95DCF7" w:themeFill="accent4" w:themeFillTint="66"/>
+      </w:tcPr>
+    </w:tblStylePr>
   </w:style>
 </w:styles>
 </file>
